--- a/러시아 인권변호사/7부/7부_1화_두_번째_임기의_시작.docx
+++ b/러시아 인권변호사/7부/7부_1화_두_번째_임기의_시작.docx
@@ -170,7 +170,7 @@
           <w:i w:val="0"/>
           <w:sz w:val="22"/>
         </w:rPr>
-        <w:t>Пять лет назад я обещал справедливость, как будто она достижима одним усилием воли. Теперь знаю — она требует постоянной, изнурительной работы.</w:t>
+        <w:t>Два года назад, на первой присяге, я обещал справедливость, как будто она достижима одним усилием воли. Теперь знаю — она требует постоянной, изнурительной работы.</w:t>
       </w:r>
     </w:p>
     <w:p>
@@ -217,6 +217,131 @@
           <w:sz w:val="22"/>
         </w:rPr>
         <w:t>И этого тоже.</w:t>
+      </w:r>
+    </w:p>
+    <w:p>
+      <w:pPr>
+        <w:spacing w:before="0" w:after="110" w:line="300" w:lineRule="auto"/>
+      </w:pPr>
+      <w:r>
+        <w:rPr>
+          <w:rFonts w:ascii="Times New Roman" w:hAnsi="Times New Roman" w:eastAsia="Malgun Gothic"/>
+          <w:b/>
+          <w:i w:val="0"/>
+          <w:sz w:val="22"/>
+        </w:rPr>
+        <w:t xml:space="preserve">Катя: </w:t>
+      </w:r>
+      <w:r>
+        <w:rPr>
+          <w:rFonts w:ascii="Times New Roman" w:hAnsi="Times New Roman" w:eastAsia="Malgun Gothic"/>
+          <w:b w:val="0"/>
+          <w:i w:val="0"/>
+          <w:sz w:val="22"/>
+        </w:rPr>
+        <w:t>Кстати, пресс-служба спрашивает про приём после инаугурации. Мы его в этот раз отменили, и журналисты уже пишут, что президент «экономит на празднике».</w:t>
+      </w:r>
+    </w:p>
+    <w:p>
+      <w:pPr>
+        <w:spacing w:before="0" w:after="110" w:line="300" w:lineRule="auto"/>
+      </w:pPr>
+      <w:r>
+        <w:rPr>
+          <w:rFonts w:ascii="Times New Roman" w:hAnsi="Times New Roman" w:eastAsia="Malgun Gothic"/>
+          <w:b/>
+          <w:i w:val="0"/>
+          <w:sz w:val="22"/>
+        </w:rPr>
+        <w:t xml:space="preserve">Лёша: </w:t>
+      </w:r>
+      <w:r>
+        <w:rPr>
+          <w:rFonts w:ascii="Times New Roman" w:hAnsi="Times New Roman" w:eastAsia="Malgun Gothic"/>
+          <w:b w:val="0"/>
+          <w:i w:val="0"/>
+          <w:sz w:val="22"/>
+        </w:rPr>
+        <w:t>Пусть пишут. Праздновать, пока на могиле Изольды Тимофеевны ещё не завяли цветы, я не смогу.</w:t>
+      </w:r>
+    </w:p>
+    <w:p>
+      <w:pPr>
+        <w:spacing w:before="0" w:after="110" w:line="300" w:lineRule="auto"/>
+      </w:pPr>
+      <w:r>
+        <w:rPr>
+          <w:rFonts w:ascii="Times New Roman" w:hAnsi="Times New Roman" w:eastAsia="Malgun Gothic"/>
+          <w:b/>
+          <w:i w:val="0"/>
+          <w:sz w:val="22"/>
+        </w:rPr>
+        <w:t xml:space="preserve">Гребенщиков: </w:t>
+      </w:r>
+      <w:r>
+        <w:rPr>
+          <w:rFonts w:ascii="Times New Roman" w:hAnsi="Times New Roman" w:eastAsia="Malgun Gothic"/>
+          <w:b w:val="0"/>
+          <w:i w:val="0"/>
+          <w:sz w:val="22"/>
+        </w:rPr>
+        <w:t>Честно говоря, это даже работает на вас. Люди видят, что второй срок начался не с банкета.</w:t>
+      </w:r>
+    </w:p>
+    <w:p>
+      <w:pPr>
+        <w:spacing w:before="0" w:after="110" w:line="300" w:lineRule="auto"/>
+      </w:pPr>
+      <w:r>
+        <w:rPr>
+          <w:rFonts w:ascii="Times New Roman" w:hAnsi="Times New Roman" w:eastAsia="Malgun Gothic"/>
+          <w:b/>
+          <w:i w:val="0"/>
+          <w:sz w:val="22"/>
+        </w:rPr>
+        <w:t xml:space="preserve">Ирина: </w:t>
+      </w:r>
+      <w:r>
+        <w:rPr>
+          <w:rFonts w:ascii="Times New Roman" w:hAnsi="Times New Roman" w:eastAsia="Malgun Gothic"/>
+          <w:b w:val="0"/>
+          <w:i w:val="0"/>
+          <w:sz w:val="22"/>
+        </w:rPr>
+        <w:t>Анатолий Викторович, не всё, что делает Алексей Николаевич, нужно переводить в рейтинг.</w:t>
+      </w:r>
+    </w:p>
+    <w:p>
+      <w:pPr>
+        <w:spacing w:before="0" w:after="110" w:line="300" w:lineRule="auto"/>
+      </w:pPr>
+      <w:r>
+        <w:rPr>
+          <w:rFonts w:ascii="Times New Roman" w:hAnsi="Times New Roman" w:eastAsia="Malgun Gothic"/>
+          <w:b/>
+          <w:i w:val="0"/>
+          <w:sz w:val="22"/>
+        </w:rPr>
+        <w:t xml:space="preserve">Гребенщиков: </w:t>
+      </w:r>
+      <w:r>
+        <w:rPr>
+          <w:rFonts w:ascii="Times New Roman" w:hAnsi="Times New Roman" w:eastAsia="Malgun Gothic"/>
+          <w:b w:val="0"/>
+          <w:i/>
+          <w:color w:val="555555"/>
+          <w:sz w:val="22"/>
+        </w:rPr>
+        <w:t>(разводя руками)</w:t>
+      </w:r>
+      <w:r>
+        <w:rPr>
+          <w:rFonts w:ascii="Times New Roman" w:hAnsi="Times New Roman" w:eastAsia="Malgun Gothic"/>
+          <w:b w:val="0"/>
+          <w:i w:val="0"/>
+          <w:sz w:val="22"/>
+        </w:rPr>
+        <w:t xml:space="preserve"> Профессиональная привычка, Ирина Олеговна. Я и прогноз погоды читаю как социологию.</w:t>
       </w:r>
     </w:p>
     <w:p>
@@ -582,6 +707,167 @@
     </w:p>
     <w:p>
       <w:pPr>
+        <w:spacing w:before="0" w:after="110" w:line="300" w:lineRule="auto"/>
+      </w:pPr>
+      <w:r>
+        <w:rPr>
+          <w:rFonts w:ascii="Times New Roman" w:hAnsi="Times New Roman" w:eastAsia="Malgun Gothic"/>
+          <w:b/>
+          <w:i w:val="0"/>
+          <w:sz w:val="22"/>
+        </w:rPr>
+        <w:t xml:space="preserve">Ирина: </w:t>
+      </w:r>
+      <w:r>
+        <w:rPr>
+          <w:rFonts w:ascii="Times New Roman" w:hAnsi="Times New Roman" w:eastAsia="Malgun Gothic"/>
+          <w:b w:val="0"/>
+          <w:i w:val="0"/>
+          <w:sz w:val="22"/>
+        </w:rPr>
+        <w:t>Только не превращайтесь в ведомство, Кирилл Андреевич. Тридцать восемь человек — это уже не та маленькая команда, что работала под протекающим потолком.</w:t>
+      </w:r>
+    </w:p>
+    <w:p>
+      <w:pPr>
+        <w:spacing w:before="0" w:after="110" w:line="300" w:lineRule="auto"/>
+      </w:pPr>
+      <w:r>
+        <w:rPr>
+          <w:rFonts w:ascii="Times New Roman" w:hAnsi="Times New Roman" w:eastAsia="Malgun Gothic"/>
+          <w:b/>
+          <w:i w:val="0"/>
+          <w:sz w:val="22"/>
+        </w:rPr>
+        <w:t xml:space="preserve">Кирилл: </w:t>
+      </w:r>
+      <w:r>
+        <w:rPr>
+          <w:rFonts w:ascii="Times New Roman" w:hAnsi="Times New Roman" w:eastAsia="Malgun Gothic"/>
+          <w:b w:val="0"/>
+          <w:i w:val="0"/>
+          <w:sz w:val="22"/>
+        </w:rPr>
+        <w:t>Этого мы и боимся больше всего. Поэтому каждый новый сотрудник первую неделю сидит рядом с Вениамином Олеговичем и просто смотрит, как он работает.</w:t>
+      </w:r>
+    </w:p>
+    <w:p>
+      <w:pPr>
+        <w:spacing w:before="0" w:after="110" w:line="300" w:lineRule="auto"/>
+      </w:pPr>
+      <w:r>
+        <w:rPr>
+          <w:rFonts w:ascii="Times New Roman" w:hAnsi="Times New Roman" w:eastAsia="Malgun Gothic"/>
+          <w:b/>
+          <w:i w:val="0"/>
+          <w:sz w:val="22"/>
+        </w:rPr>
+        <w:t xml:space="preserve">Вениамин: </w:t>
+      </w:r>
+      <w:r>
+        <w:rPr>
+          <w:rFonts w:ascii="Times New Roman" w:hAnsi="Times New Roman" w:eastAsia="Malgun Gothic"/>
+          <w:b w:val="0"/>
+          <w:i w:val="0"/>
+          <w:sz w:val="22"/>
+        </w:rPr>
+        <w:t>И задаёт вопросы. Изольда Тимофеевна говорила: аудитор, который перестал задавать глупые вопросы, начинает пропускать умные ответы.</w:t>
+      </w:r>
+    </w:p>
+    <w:p>
+      <w:pPr>
+        <w:spacing w:before="0" w:after="110" w:line="300" w:lineRule="auto"/>
+      </w:pPr>
+      <w:r>
+        <w:rPr>
+          <w:rFonts w:ascii="Times New Roman" w:hAnsi="Times New Roman" w:eastAsia="Malgun Gothic"/>
+          <w:b/>
+          <w:i w:val="0"/>
+          <w:sz w:val="22"/>
+        </w:rPr>
+        <w:t xml:space="preserve">Настя: </w:t>
+      </w:r>
+      <w:r>
+        <w:rPr>
+          <w:rFonts w:ascii="Times New Roman" w:hAnsi="Times New Roman" w:eastAsia="Malgun Gothic"/>
+          <w:b w:val="0"/>
+          <w:i w:val="0"/>
+          <w:sz w:val="22"/>
+        </w:rPr>
+        <w:t>Теперь он заставляет стажёров хотя бы раз пересчитать всё вручную. Жалуются.</w:t>
+      </w:r>
+    </w:p>
+    <w:p>
+      <w:pPr>
+        <w:spacing w:before="0" w:after="110" w:line="300" w:lineRule="auto"/>
+      </w:pPr>
+      <w:r>
+        <w:rPr>
+          <w:rFonts w:ascii="Times New Roman" w:hAnsi="Times New Roman" w:eastAsia="Malgun Gothic"/>
+          <w:b/>
+          <w:i w:val="0"/>
+          <w:sz w:val="22"/>
+        </w:rPr>
+        <w:t xml:space="preserve">Вениамин: </w:t>
+      </w:r>
+      <w:r>
+        <w:rPr>
+          <w:rFonts w:ascii="Times New Roman" w:hAnsi="Times New Roman" w:eastAsia="Malgun Gothic"/>
+          <w:b w:val="0"/>
+          <w:i w:val="0"/>
+          <w:sz w:val="22"/>
+        </w:rPr>
+        <w:t>Пусть жалуются. Она заставляла и меня, в первый же месяц. Я тоже жаловался.</w:t>
+      </w:r>
+    </w:p>
+    <w:p>
+      <w:pPr>
+        <w:spacing w:before="0" w:after="110" w:line="300" w:lineRule="auto"/>
+      </w:pPr>
+      <w:r>
+        <w:rPr>
+          <w:rFonts w:ascii="Times New Roman" w:hAnsi="Times New Roman" w:eastAsia="Malgun Gothic"/>
+          <w:b/>
+          <w:i w:val="0"/>
+          <w:sz w:val="22"/>
+        </w:rPr>
+        <w:t xml:space="preserve">Лёша: </w:t>
+      </w:r>
+      <w:r>
+        <w:rPr>
+          <w:rFonts w:ascii="Times New Roman" w:hAnsi="Times New Roman" w:eastAsia="Malgun Gothic"/>
+          <w:b w:val="0"/>
+          <w:i w:val="0"/>
+          <w:sz w:val="22"/>
+        </w:rPr>
+        <w:t>А региональные филиалы? Кто будет руководить ими на месте?</w:t>
+      </w:r>
+    </w:p>
+    <w:p>
+      <w:pPr>
+        <w:spacing w:before="0" w:after="110" w:line="300" w:lineRule="auto"/>
+      </w:pPr>
+      <w:r>
+        <w:rPr>
+          <w:rFonts w:ascii="Times New Roman" w:hAnsi="Times New Roman" w:eastAsia="Malgun Gothic"/>
+          <w:b/>
+          <w:i w:val="0"/>
+          <w:sz w:val="22"/>
+        </w:rPr>
+        <w:t xml:space="preserve">Кирилл: </w:t>
+      </w:r>
+      <w:r>
+        <w:rPr>
+          <w:rFonts w:ascii="Times New Roman" w:hAnsi="Times New Roman" w:eastAsia="Malgun Gothic"/>
+          <w:b w:val="0"/>
+          <w:i w:val="0"/>
+          <w:sz w:val="22"/>
+        </w:rPr>
+        <w:t>Пока — наши люди из Москвы, по ротации. Местных руководителей назначим позже, когда увидим, кто устоит перед губернаторами.</w:t>
+      </w:r>
+    </w:p>
+    <w:p>
+      <w:pPr>
         <w:keepNext/>
         <w:spacing w:before="320" w:after="140"/>
       </w:pPr>
@@ -812,6 +1098,108 @@
     </w:p>
     <w:p>
       <w:pPr>
+        <w:spacing w:before="0" w:after="110" w:line="300" w:lineRule="auto"/>
+      </w:pPr>
+      <w:r>
+        <w:rPr>
+          <w:rFonts w:ascii="Times New Roman" w:hAnsi="Times New Roman" w:eastAsia="Malgun Gothic"/>
+          <w:b/>
+          <w:i w:val="0"/>
+          <w:sz w:val="22"/>
+        </w:rPr>
+        <w:t xml:space="preserve">Вениамин: </w:t>
+      </w:r>
+      <w:r>
+        <w:rPr>
+          <w:rFonts w:ascii="Times New Roman" w:hAnsi="Times New Roman" w:eastAsia="Malgun Gothic"/>
+          <w:b w:val="0"/>
+          <w:i w:val="0"/>
+          <w:sz w:val="22"/>
+        </w:rPr>
+        <w:t>Знаете, что она сказала мне в первый день? «Тридцать лет в профессии, Вениамин Олегович, и ни разу не видела, чтобы врали цифры. Врут люди, которые их складывают».</w:t>
+      </w:r>
+    </w:p>
+    <w:p>
+      <w:pPr>
+        <w:spacing w:before="0" w:after="110" w:line="300" w:lineRule="auto"/>
+      </w:pPr>
+      <w:r>
+        <w:rPr>
+          <w:rFonts w:ascii="Times New Roman" w:hAnsi="Times New Roman" w:eastAsia="Malgun Gothic"/>
+          <w:b/>
+          <w:i w:val="0"/>
+          <w:sz w:val="22"/>
+        </w:rPr>
+        <w:t xml:space="preserve">Настя: </w:t>
+      </w:r>
+      <w:r>
+        <w:rPr>
+          <w:rFonts w:ascii="Times New Roman" w:hAnsi="Times New Roman" w:eastAsia="Malgun Gothic"/>
+          <w:b w:val="0"/>
+          <w:i/>
+          <w:color w:val="555555"/>
+          <w:sz w:val="22"/>
+        </w:rPr>
+        <w:t>(смеясь сквозь слёзы)</w:t>
+      </w:r>
+      <w:r>
+        <w:rPr>
+          <w:rFonts w:ascii="Times New Roman" w:hAnsi="Times New Roman" w:eastAsia="Malgun Gothic"/>
+          <w:b w:val="0"/>
+          <w:i w:val="0"/>
+          <w:sz w:val="22"/>
+        </w:rPr>
+        <w:t xml:space="preserve"> Это на неё похоже. А нас с Кириллом она до последнего звала «голубками». Даже на совещаниях у президента.</w:t>
+      </w:r>
+    </w:p>
+    <w:p>
+      <w:pPr>
+        <w:spacing w:before="0" w:after="110" w:line="300" w:lineRule="auto"/>
+      </w:pPr>
+      <w:r>
+        <w:rPr>
+          <w:rFonts w:ascii="Times New Roman" w:hAnsi="Times New Roman" w:eastAsia="Malgun Gothic"/>
+          <w:b/>
+          <w:i w:val="0"/>
+          <w:sz w:val="22"/>
+        </w:rPr>
+        <w:t xml:space="preserve">Вениамин: </w:t>
+      </w:r>
+      <w:r>
+        <w:rPr>
+          <w:rFonts w:ascii="Times New Roman" w:hAnsi="Times New Roman" w:eastAsia="Malgun Gothic"/>
+          <w:b w:val="0"/>
+          <w:i w:val="0"/>
+          <w:sz w:val="22"/>
+        </w:rPr>
+        <w:t>Особенно на совещаниях у президента. По-моему, ей нравилось смотреть, как Кирилл Андреевич краснеет.</w:t>
+      </w:r>
+    </w:p>
+    <w:p>
+      <w:pPr>
+        <w:spacing w:before="0" w:after="110" w:line="300" w:lineRule="auto"/>
+      </w:pPr>
+      <w:r>
+        <w:rPr>
+          <w:rFonts w:ascii="Times New Roman" w:hAnsi="Times New Roman" w:eastAsia="Malgun Gothic"/>
+          <w:b/>
+          <w:i w:val="0"/>
+          <w:sz w:val="22"/>
+        </w:rPr>
+        <w:t xml:space="preserve">Настя: </w:t>
+      </w:r>
+      <w:r>
+        <w:rPr>
+          <w:rFonts w:ascii="Times New Roman" w:hAnsi="Times New Roman" w:eastAsia="Malgun Gothic"/>
+          <w:b w:val="0"/>
+          <w:i w:val="0"/>
+          <w:sz w:val="22"/>
+        </w:rPr>
+        <w:t>Ему и сейчас этого не хватает. Хотя он ни за что не признается.</w:t>
+      </w:r>
+    </w:p>
+    <w:p>
+      <w:pPr>
         <w:keepNext/>
         <w:spacing w:before="320" w:after="140"/>
       </w:pPr>
@@ -989,6 +1377,167 @@
     </w:p>
     <w:p>
       <w:pPr>
+        <w:spacing w:before="0" w:after="110" w:line="300" w:lineRule="auto"/>
+      </w:pPr>
+      <w:r>
+        <w:rPr>
+          <w:rFonts w:ascii="Times New Roman" w:hAnsi="Times New Roman" w:eastAsia="Malgun Gothic"/>
+          <w:b/>
+          <w:i w:val="0"/>
+          <w:sz w:val="22"/>
+        </w:rPr>
+        <w:t xml:space="preserve">Лёша: </w:t>
+      </w:r>
+      <w:r>
+        <w:rPr>
+          <w:rFonts w:ascii="Times New Roman" w:hAnsi="Times New Roman" w:eastAsia="Malgun Gothic"/>
+          <w:b w:val="0"/>
+          <w:i w:val="0"/>
+          <w:sz w:val="22"/>
+        </w:rPr>
+        <w:t>Что известно о новом руководстве в Керсонии?</w:t>
+      </w:r>
+    </w:p>
+    <w:p>
+      <w:pPr>
+        <w:spacing w:before="0" w:after="110" w:line="300" w:lineRule="auto"/>
+      </w:pPr>
+      <w:r>
+        <w:rPr>
+          <w:rFonts w:ascii="Times New Roman" w:hAnsi="Times New Roman" w:eastAsia="Malgun Gothic"/>
+          <w:b/>
+          <w:i w:val="0"/>
+          <w:sz w:val="22"/>
+        </w:rPr>
+        <w:t xml:space="preserve">Гуркин: </w:t>
+      </w:r>
+      <w:r>
+        <w:rPr>
+          <w:rFonts w:ascii="Times New Roman" w:hAnsi="Times New Roman" w:eastAsia="Malgun Gothic"/>
+          <w:b w:val="0"/>
+          <w:i w:val="0"/>
+          <w:sz w:val="22"/>
+        </w:rPr>
+        <w:t>Немного. Кабинет у них сменился недавно, курс пока не объявлен. Но первые заявления жёсткие — с намёками, что прежнее соглашение подписывали «слабые люди».</w:t>
+      </w:r>
+    </w:p>
+    <w:p>
+      <w:pPr>
+        <w:spacing w:before="0" w:after="110" w:line="300" w:lineRule="auto"/>
+      </w:pPr>
+      <w:r>
+        <w:rPr>
+          <w:rFonts w:ascii="Times New Roman" w:hAnsi="Times New Roman" w:eastAsia="Malgun Gothic"/>
+          <w:b/>
+          <w:i w:val="0"/>
+          <w:sz w:val="22"/>
+        </w:rPr>
+        <w:t xml:space="preserve">Ирина: </w:t>
+      </w:r>
+      <w:r>
+        <w:rPr>
+          <w:rFonts w:ascii="Times New Roman" w:hAnsi="Times New Roman" w:eastAsia="Malgun Gothic"/>
+          <w:b w:val="0"/>
+          <w:i w:val="0"/>
+          <w:sz w:val="22"/>
+        </w:rPr>
+        <w:t>Удобная формула. Её можно применить к любому договору, который перестал нравиться.</w:t>
+      </w:r>
+    </w:p>
+    <w:p>
+      <w:pPr>
+        <w:spacing w:before="0" w:after="110" w:line="300" w:lineRule="auto"/>
+      </w:pPr>
+      <w:r>
+        <w:rPr>
+          <w:rFonts w:ascii="Times New Roman" w:hAnsi="Times New Roman" w:eastAsia="Malgun Gothic"/>
+          <w:b/>
+          <w:i w:val="0"/>
+          <w:sz w:val="22"/>
+        </w:rPr>
+        <w:t xml:space="preserve">Гуркин: </w:t>
+      </w:r>
+      <w:r>
+        <w:rPr>
+          <w:rFonts w:ascii="Times New Roman" w:hAnsi="Times New Roman" w:eastAsia="Malgun Gothic"/>
+          <w:b w:val="0"/>
+          <w:i w:val="0"/>
+          <w:sz w:val="22"/>
+        </w:rPr>
+        <w:t>Поэтому я и тревожусь, Ирина Олеговна. Новые правительства любят проверять соседей на прочность в первые месяцы.</w:t>
+      </w:r>
+    </w:p>
+    <w:p>
+      <w:pPr>
+        <w:spacing w:before="0" w:after="110" w:line="300" w:lineRule="auto"/>
+      </w:pPr>
+      <w:r>
+        <w:rPr>
+          <w:rFonts w:ascii="Times New Roman" w:hAnsi="Times New Roman" w:eastAsia="Malgun Gothic"/>
+          <w:b/>
+          <w:i w:val="0"/>
+          <w:sz w:val="22"/>
+        </w:rPr>
+        <w:t xml:space="preserve">Лёша: </w:t>
+      </w:r>
+      <w:r>
+        <w:rPr>
+          <w:rFonts w:ascii="Times New Roman" w:hAnsi="Times New Roman" w:eastAsia="Malgun Gothic"/>
+          <w:b w:val="0"/>
+          <w:i w:val="0"/>
+          <w:sz w:val="22"/>
+        </w:rPr>
+        <w:t>А мы для них — тоже почти новое правительство. Второй срок, перестановки, пустые места за столом.</w:t>
+      </w:r>
+    </w:p>
+    <w:p>
+      <w:pPr>
+        <w:spacing w:before="0" w:after="110" w:line="300" w:lineRule="auto"/>
+      </w:pPr>
+      <w:r>
+        <w:rPr>
+          <w:rFonts w:ascii="Times New Roman" w:hAnsi="Times New Roman" w:eastAsia="Malgun Gothic"/>
+          <w:b/>
+          <w:i w:val="0"/>
+          <w:sz w:val="22"/>
+        </w:rPr>
+        <w:t xml:space="preserve">Гуркин: </w:t>
+      </w:r>
+      <w:r>
+        <w:rPr>
+          <w:rFonts w:ascii="Times New Roman" w:hAnsi="Times New Roman" w:eastAsia="Malgun Gothic"/>
+          <w:b w:val="0"/>
+          <w:i w:val="0"/>
+          <w:sz w:val="22"/>
+        </w:rPr>
+        <w:t>Боюсь, они видят это именно так, Алексей Николаевич. Нам нужно, чтобы видели иначе.</w:t>
+      </w:r>
+    </w:p>
+    <w:p>
+      <w:pPr>
+        <w:spacing w:before="0" w:after="110" w:line="300" w:lineRule="auto"/>
+      </w:pPr>
+      <w:r>
+        <w:rPr>
+          <w:rFonts w:ascii="Times New Roman" w:hAnsi="Times New Roman" w:eastAsia="Malgun Gothic"/>
+          <w:b/>
+          <w:i w:val="0"/>
+          <w:sz w:val="22"/>
+        </w:rPr>
+        <w:t xml:space="preserve">Лёша: </w:t>
+      </w:r>
+      <w:r>
+        <w:rPr>
+          <w:rFonts w:ascii="Times New Roman" w:hAnsi="Times New Roman" w:eastAsia="Malgun Gothic"/>
+          <w:b w:val="0"/>
+          <w:i w:val="0"/>
+          <w:sz w:val="22"/>
+        </w:rPr>
+        <w:t>Готовьте ежедневную сводку — и по границе, и по ценам. Мне на стол, Ирине — копию.</w:t>
+      </w:r>
+    </w:p>
+    <w:p>
+      <w:pPr>
         <w:keepNext/>
         <w:spacing w:before="320" w:after="140"/>
       </w:pPr>
@@ -1432,6 +1981,144 @@
     </w:p>
     <w:p>
       <w:pPr>
+        <w:spacing w:before="0" w:after="110" w:line="300" w:lineRule="auto"/>
+      </w:pPr>
+      <w:r>
+        <w:rPr>
+          <w:rFonts w:ascii="Times New Roman" w:hAnsi="Times New Roman" w:eastAsia="Malgun Gothic"/>
+          <w:b/>
+          <w:i w:val="0"/>
+          <w:sz w:val="22"/>
+        </w:rPr>
+        <w:t xml:space="preserve">Железняк: </w:t>
+      </w:r>
+      <w:r>
+        <w:rPr>
+          <w:rFonts w:ascii="Times New Roman" w:hAnsi="Times New Roman" w:eastAsia="Malgun Gothic"/>
+          <w:b w:val="0"/>
+          <w:i w:val="0"/>
+          <w:sz w:val="22"/>
+        </w:rPr>
+        <w:t>Тогда одна просьба сразу. Когда я привезу из регионов плохие новости — не просите меня их смягчать. В Онеге я слишком долго смотрела, как отчёты причёсывают перед отправкой в Москву.</w:t>
+      </w:r>
+    </w:p>
+    <w:p>
+      <w:pPr>
+        <w:spacing w:before="0" w:after="110" w:line="300" w:lineRule="auto"/>
+      </w:pPr>
+      <w:r>
+        <w:rPr>
+          <w:rFonts w:ascii="Times New Roman" w:hAnsi="Times New Roman" w:eastAsia="Malgun Gothic"/>
+          <w:b/>
+          <w:i w:val="0"/>
+          <w:sz w:val="22"/>
+        </w:rPr>
+        <w:t xml:space="preserve">Лёша: </w:t>
+      </w:r>
+      <w:r>
+        <w:rPr>
+          <w:rFonts w:ascii="Times New Roman" w:hAnsi="Times New Roman" w:eastAsia="Malgun Gothic"/>
+          <w:b w:val="0"/>
+          <w:i w:val="0"/>
+          <w:sz w:val="22"/>
+        </w:rPr>
+        <w:t>Не попрошу. Наоборот — привозите их неприглаженными.</w:t>
+      </w:r>
+    </w:p>
+    <w:p>
+      <w:pPr>
+        <w:spacing w:before="0" w:after="110" w:line="300" w:lineRule="auto"/>
+      </w:pPr>
+      <w:r>
+        <w:rPr>
+          <w:rFonts w:ascii="Times New Roman" w:hAnsi="Times New Roman" w:eastAsia="Malgun Gothic"/>
+          <w:b/>
+          <w:i w:val="0"/>
+          <w:sz w:val="22"/>
+        </w:rPr>
+        <w:t xml:space="preserve">Ирина: </w:t>
+      </w:r>
+      <w:r>
+        <w:rPr>
+          <w:rFonts w:ascii="Times New Roman" w:hAnsi="Times New Roman" w:eastAsia="Malgun Gothic"/>
+          <w:b w:val="0"/>
+          <w:i w:val="0"/>
+          <w:sz w:val="22"/>
+        </w:rPr>
+        <w:t>Марина Викторовна, а что сейчас в самой Онежской области? После Тарасова там всё успокоилось?</w:t>
+      </w:r>
+    </w:p>
+    <w:p>
+      <w:pPr>
+        <w:spacing w:before="0" w:after="110" w:line="300" w:lineRule="auto"/>
+      </w:pPr>
+      <w:r>
+        <w:rPr>
+          <w:rFonts w:ascii="Times New Roman" w:hAnsi="Times New Roman" w:eastAsia="Malgun Gothic"/>
+          <w:b/>
+          <w:i w:val="0"/>
+          <w:sz w:val="22"/>
+        </w:rPr>
+        <w:t xml:space="preserve">Железняк: </w:t>
+      </w:r>
+      <w:r>
+        <w:rPr>
+          <w:rFonts w:ascii="Times New Roman" w:hAnsi="Times New Roman" w:eastAsia="Malgun Gothic"/>
+          <w:b w:val="0"/>
+          <w:i w:val="0"/>
+          <w:sz w:val="22"/>
+        </w:rPr>
+        <w:t>Успокоилось сверху. Внизу люди до сих пор проверяют каждое обещание — и правильно делают. Если цены на сырьё пойдут вниз, первыми это почувствуют именно они.</w:t>
+      </w:r>
+    </w:p>
+    <w:p>
+      <w:pPr>
+        <w:spacing w:before="0" w:after="110" w:line="300" w:lineRule="auto"/>
+      </w:pPr>
+      <w:r>
+        <w:rPr>
+          <w:rFonts w:ascii="Times New Roman" w:hAnsi="Times New Roman" w:eastAsia="Malgun Gothic"/>
+          <w:b/>
+          <w:i w:val="0"/>
+          <w:sz w:val="22"/>
+        </w:rPr>
+        <w:t xml:space="preserve">Лёша: </w:t>
+      </w:r>
+      <w:r>
+        <w:rPr>
+          <w:rFonts w:ascii="Times New Roman" w:hAnsi="Times New Roman" w:eastAsia="Malgun Gothic"/>
+          <w:b w:val="0"/>
+          <w:i w:val="0"/>
+          <w:sz w:val="22"/>
+        </w:rPr>
+        <w:t>Значит, с Онеги и начнём. Подготовьте короткую записку — где у нас самые тонкие места.</w:t>
+      </w:r>
+    </w:p>
+    <w:p>
+      <w:pPr>
+        <w:spacing w:before="0" w:after="110" w:line="300" w:lineRule="auto"/>
+      </w:pPr>
+      <w:r>
+        <w:rPr>
+          <w:rFonts w:ascii="Times New Roman" w:hAnsi="Times New Roman" w:eastAsia="Malgun Gothic"/>
+          <w:b/>
+          <w:i w:val="0"/>
+          <w:sz w:val="22"/>
+        </w:rPr>
+        <w:t xml:space="preserve">Железняк: </w:t>
+      </w:r>
+      <w:r>
+        <w:rPr>
+          <w:rFonts w:ascii="Times New Roman" w:hAnsi="Times New Roman" w:eastAsia="Malgun Gothic"/>
+          <w:b w:val="0"/>
+          <w:i w:val="0"/>
+          <w:sz w:val="22"/>
+        </w:rPr>
+        <w:t>К пятнице будет, Алексей Николаевич.</w:t>
+      </w:r>
+    </w:p>
+    <w:p>
+      <w:pPr>
         <w:keepNext/>
         <w:spacing w:before="320" w:after="140"/>
       </w:pPr>
@@ -1734,6 +2421,85 @@
     </w:p>
     <w:p>
       <w:pPr>
+        <w:spacing w:before="0" w:after="110" w:line="300" w:lineRule="auto"/>
+      </w:pPr>
+      <w:r>
+        <w:rPr>
+          <w:rFonts w:ascii="Times New Roman" w:hAnsi="Times New Roman" w:eastAsia="Malgun Gothic"/>
+          <w:b/>
+          <w:i w:val="0"/>
+          <w:sz w:val="22"/>
+        </w:rPr>
+        <w:t xml:space="preserve">Вениамин: </w:t>
+      </w:r>
+      <w:r>
+        <w:rPr>
+          <w:rFonts w:ascii="Times New Roman" w:hAnsi="Times New Roman" w:eastAsia="Malgun Gothic"/>
+          <w:b w:val="0"/>
+          <w:i w:val="0"/>
+          <w:sz w:val="22"/>
+        </w:rPr>
+        <w:t>Если позволите, у меня есть объяснение попроще. В первый раз мы работали на человека, в которого верили. Теперь — на человека, за которого боимся.</w:t>
+      </w:r>
+    </w:p>
+    <w:p>
+      <w:pPr>
+        <w:spacing w:before="0" w:after="110" w:line="300" w:lineRule="auto"/>
+      </w:pPr>
+      <w:r>
+        <w:rPr>
+          <w:rFonts w:ascii="Times New Roman" w:hAnsi="Times New Roman" w:eastAsia="Malgun Gothic"/>
+          <w:b/>
+          <w:i w:val="0"/>
+          <w:sz w:val="22"/>
+        </w:rPr>
+        <w:t xml:space="preserve">Настя: </w:t>
+      </w:r>
+      <w:r>
+        <w:rPr>
+          <w:rFonts w:ascii="Times New Roman" w:hAnsi="Times New Roman" w:eastAsia="Malgun Gothic"/>
+          <w:b w:val="0"/>
+          <w:i/>
+          <w:color w:val="555555"/>
+          <w:sz w:val="22"/>
+        </w:rPr>
+        <w:t>(после паузы)</w:t>
+      </w:r>
+      <w:r>
+        <w:rPr>
+          <w:rFonts w:ascii="Times New Roman" w:hAnsi="Times New Roman" w:eastAsia="Malgun Gothic"/>
+          <w:b w:val="0"/>
+          <w:i w:val="0"/>
+          <w:sz w:val="22"/>
+        </w:rPr>
+        <w:t xml:space="preserve"> Вениамин Олегович, вы испортили нам спор.</w:t>
+      </w:r>
+    </w:p>
+    <w:p>
+      <w:pPr>
+        <w:spacing w:before="0" w:after="110" w:line="300" w:lineRule="auto"/>
+      </w:pPr>
+      <w:r>
+        <w:rPr>
+          <w:rFonts w:ascii="Times New Roman" w:hAnsi="Times New Roman" w:eastAsia="Malgun Gothic"/>
+          <w:b/>
+          <w:i w:val="0"/>
+          <w:sz w:val="22"/>
+        </w:rPr>
+        <w:t xml:space="preserve">Вениамин: </w:t>
+      </w:r>
+      <w:r>
+        <w:rPr>
+          <w:rFonts w:ascii="Times New Roman" w:hAnsi="Times New Roman" w:eastAsia="Malgun Gothic"/>
+          <w:b w:val="0"/>
+          <w:i w:val="0"/>
+          <w:sz w:val="22"/>
+        </w:rPr>
+        <w:t>Изольда Тимофеевна сказала бы, что я просто закрыл его досрочно.</w:t>
+      </w:r>
+    </w:p>
+    <w:p>
+      <w:pPr>
         <w:keepNext/>
         <w:spacing w:before="320" w:after="140"/>
       </w:pPr>
@@ -1978,7 +2744,7 @@
           <w:i w:val="0"/>
           <w:sz w:val="22"/>
         </w:rPr>
-        <w:t>Пять лет назад ты говорил похожие слова. Помнишь?</w:t>
+        <w:t>Два года назад, в первый же месяц, ты говорил похожие слова. Помнишь?</w:t>
       </w:r>
     </w:p>
     <w:p>
@@ -2229,6 +2995,131 @@
           <w:sz w:val="22"/>
         </w:rPr>
         <w:t>Просто помни — ты не обязан нести всё в одиночку. Никогда не был обязан.</w:t>
+      </w:r>
+    </w:p>
+    <w:p>
+      <w:pPr>
+        <w:spacing w:before="0" w:after="110" w:line="300" w:lineRule="auto"/>
+      </w:pPr>
+      <w:r>
+        <w:rPr>
+          <w:rFonts w:ascii="Times New Roman" w:hAnsi="Times New Roman" w:eastAsia="Malgun Gothic"/>
+          <w:b/>
+          <w:i w:val="0"/>
+          <w:sz w:val="22"/>
+        </w:rPr>
+        <w:t xml:space="preserve">Лёша: </w:t>
+      </w:r>
+      <w:r>
+        <w:rPr>
+          <w:rFonts w:ascii="Times New Roman" w:hAnsi="Times New Roman" w:eastAsia="Malgun Gothic"/>
+          <w:b w:val="0"/>
+          <w:i w:val="0"/>
+          <w:sz w:val="22"/>
+        </w:rPr>
+        <w:t>Мам, а ты сама как? Я за этот месяц ни разу к тебе не заехал.</w:t>
+      </w:r>
+    </w:p>
+    <w:p>
+      <w:pPr>
+        <w:spacing w:before="0" w:after="110" w:line="300" w:lineRule="auto"/>
+      </w:pPr>
+      <w:r>
+        <w:rPr>
+          <w:rFonts w:ascii="Times New Roman" w:hAnsi="Times New Roman" w:eastAsia="Malgun Gothic"/>
+          <w:b/>
+          <w:i w:val="0"/>
+          <w:sz w:val="22"/>
+        </w:rPr>
+        <w:t xml:space="preserve">Анна: </w:t>
+      </w:r>
+      <w:r>
+        <w:rPr>
+          <w:rFonts w:ascii="Times New Roman" w:hAnsi="Times New Roman" w:eastAsia="Malgun Gothic"/>
+          <w:b w:val="0"/>
+          <w:i w:val="0"/>
+          <w:sz w:val="22"/>
+        </w:rPr>
+        <w:t>Я привыкла. Отец тоже часто возвращался, когда все уже спали.</w:t>
+      </w:r>
+    </w:p>
+    <w:p>
+      <w:pPr>
+        <w:spacing w:before="0" w:after="110" w:line="300" w:lineRule="auto"/>
+      </w:pPr>
+      <w:r>
+        <w:rPr>
+          <w:rFonts w:ascii="Times New Roman" w:hAnsi="Times New Roman" w:eastAsia="Malgun Gothic"/>
+          <w:b/>
+          <w:i w:val="0"/>
+          <w:sz w:val="22"/>
+        </w:rPr>
+        <w:t xml:space="preserve">Лёша: </w:t>
+      </w:r>
+      <w:r>
+        <w:rPr>
+          <w:rFonts w:ascii="Times New Roman" w:hAnsi="Times New Roman" w:eastAsia="Malgun Gothic"/>
+          <w:b w:val="0"/>
+          <w:i w:val="0"/>
+          <w:sz w:val="22"/>
+        </w:rPr>
+        <w:t>И ты его ждала.</w:t>
+      </w:r>
+    </w:p>
+    <w:p>
+      <w:pPr>
+        <w:spacing w:before="0" w:after="110" w:line="300" w:lineRule="auto"/>
+      </w:pPr>
+      <w:r>
+        <w:rPr>
+          <w:rFonts w:ascii="Times New Roman" w:hAnsi="Times New Roman" w:eastAsia="Malgun Gothic"/>
+          <w:b/>
+          <w:i w:val="0"/>
+          <w:sz w:val="22"/>
+        </w:rPr>
+        <w:t xml:space="preserve">Анна: </w:t>
+      </w:r>
+      <w:r>
+        <w:rPr>
+          <w:rFonts w:ascii="Times New Roman" w:hAnsi="Times New Roman" w:eastAsia="Malgun Gothic"/>
+          <w:b w:val="0"/>
+          <w:i w:val="0"/>
+          <w:sz w:val="22"/>
+        </w:rPr>
+        <w:t>Ждала. И тебя подожду. Только ешь по-человечески, а не бутербродами над бумагами — Катя мне всё рассказывает.</w:t>
+      </w:r>
+    </w:p>
+    <w:p>
+      <w:pPr>
+        <w:spacing w:before="0" w:after="110" w:line="300" w:lineRule="auto"/>
+      </w:pPr>
+      <w:r>
+        <w:rPr>
+          <w:rFonts w:ascii="Times New Roman" w:hAnsi="Times New Roman" w:eastAsia="Malgun Gothic"/>
+          <w:b/>
+          <w:i w:val="0"/>
+          <w:sz w:val="22"/>
+        </w:rPr>
+        <w:t xml:space="preserve">Лёша: </w:t>
+      </w:r>
+      <w:r>
+        <w:rPr>
+          <w:rFonts w:ascii="Times New Roman" w:hAnsi="Times New Roman" w:eastAsia="Malgun Gothic"/>
+          <w:b w:val="0"/>
+          <w:i/>
+          <w:color w:val="555555"/>
+          <w:sz w:val="22"/>
+        </w:rPr>
+        <w:t>(слабая улыбка)</w:t>
+      </w:r>
+      <w:r>
+        <w:rPr>
+          <w:rFonts w:ascii="Times New Roman" w:hAnsi="Times New Roman" w:eastAsia="Malgun Gothic"/>
+          <w:b w:val="0"/>
+          <w:i w:val="0"/>
+          <w:sz w:val="22"/>
+        </w:rPr>
+        <w:t xml:space="preserve"> Катя, значит. Надо будет с ней поговорить.</w:t>
       </w:r>
     </w:p>
     <w:p>

--- a/러시아 인권변호사/7부/7부_1화_두_번째_임기의_시작.docx
+++ b/러시아 인권변호사/7부/7부_1화_두_번째_임기의_시작.docx
@@ -36,7 +36,7 @@
           <w:i w:val="0"/>
           <w:sz w:val="22"/>
         </w:rPr>
-        <w:t>알렉세이 “료샤” 오를로프(대통령, 재선) / 이리나 올레고브나 마르첸코(대통령 최측근 참모, 테러 부상에서 재활 중) / 카탸 리시나(일정·전략 총괄) / 아나톨리 빅토로비치 그레벤시코프(정치 전략가) / 키릴 안드레예비치 스미르노프(국가재정투명성청장) / 아나스타시야(나스탸) 드미트리예브나(국가재정투명성청 공동 책임자) / 베니아민 올레고비치 스트레시네프(포렌식 회계사, 이졸다의 지역 감사 업무 승계) / 파벨 드미트리예비치 구르킨(국가보안기관장) / 마리나 빅토로브나 젤레즈냐크(지역정책 담당, 재등장) / 안나 미하일로브나 오를로바(료샤의 어머니) / 아나운서 / 해설자</w:t>
+        <w:t>알렉세이 “료샤” 오를로프(대통령, 재선) / 이리나 올레고브나 마르첸코(대통령 최측근 참모, 테러 부상에서 재활 중) / 카탸 리시나(일정·전략 총괄) / 아나톨리 빅토로비치 그레벤시코프(정치 전략가) / 키릴 안드레예비치 스미르노프(국가재정투명성청장) / 아나스타시야(나스탸) 드미트리예브나(국가재정투명성청 공동 책임자) / 베니아민 올레고비치 스트레시네프(포렌식 회계사, 이졸다의 지역 감사 업무 승계) / 로디온 드미트리예비치 구르킨(국가보안기관장) / 마리나 빅토로브나 젤레즈냐크(지역정책 담당, 재등장) / 안나 미하일로브나 오를로바(료샤의 어머니) / 아나운서 / 해설자</w:t>
       </w:r>
     </w:p>
     <w:p>

--- a/러시아 인권변호사/7부/7부_1화_두_번째_임기의_시작.docx
+++ b/러시아 인권변호사/7부/7부_1화_두_번째_임기의_시작.docx
@@ -3345,7 +3345,7 @@
           <w:i w:val="0"/>
           <w:sz w:val="22"/>
         </w:rPr>
-        <w:t xml:space="preserve"> — 두 번째 임기 첫 달부터 지친 료샤가 어머니 앞에서 첫 줄을 읊고, 안나가 뒷구절 "покой и воля"를 받아 "평온은 아직 네 몫이 아니지만 의지는 네 것이니 피로에게도 넘겨주지 마라"로 뒤집는다. 7부 전체를 관통할 "피로가 원칙을 잠식하는 유혹"의 첫 신호 (장면 9).</w:t>
+        <w:t xml:space="preserve"> — 한국어 해설: 두 번째 임기 첫 달부터 지친 료샤가 어머니 앞에서 첫 줄을 읊고, 안나가 뒷구절 "покой и воля"를 받아 "평온은 아직 네 몫이 아니지만 의지는 네 것이니 피로에게도 넘겨주지 마라"로 뒤집는다. 7부 전체를 관통할 "피로가 원칙을 잠식하는 유혹"의 첫 신호 (장면 9).</w:t>
       </w:r>
     </w:p>
     <w:p>

--- a/러시아 인권변호사/7부/7부_1화_두_번째_임기의_시작.docx
+++ b/러시아 인권변호사/7부/7부_1화_두_번째_임기의_시작.docx
@@ -36,7 +36,7 @@
           <w:i w:val="0"/>
           <w:sz w:val="22"/>
         </w:rPr>
-        <w:t>알렉세이 “료샤” 오를로프(대통령, 재선) / 이리나 올레고브나 마르첸코(대통령 최측근 참모, 테러 부상에서 재활 중) / 카탸 리시나(일정·전략 총괄) / 아나톨리 빅토로비치 그레벤시코프(정치 전략가) / 키릴 안드레예비치 스미르노프(국가재정투명성청장) / 아나스타시야(나스탸) 드미트리예브나(국가재정투명성청 공동 책임자) / 베니아민 올레고비치 스트레시네프(포렌식 회계사, 이졸다의 지역 감사 업무 승계) / 로디온 드미트리예비치 구르킨(국가보안기관장) / 마리나 빅토로브나 젤레즈냐크(지역정책 담당, 재등장) / 안나 미하일로브나 오를로바(료샤의 어머니) / 아나운서 / 해설자</w:t>
+        <w:t>알렉세이 “료샤” 오를로프(대통령, 재선) / 이리나 올레고브나 마르첸코(대통령 최측근 참모, 테러 부상에서 재활 중) / 카탸 리시나(일정·전략 총괄) / 아나톨리 빅토로비치 그레벤시코프(정치 전략가) / 키릴 안드레예비치 스미르노프(국가재정투명성청장) / 아나스타시야(나스탸) 드미트리예브나(국가재정투명성청 공동 책임자) / 베니아민 올레고비치 스트레시네프(포렌식 회계사, 이졸다의 지역 감사 업무 승계) / 로디온 드미트리예비치 구르킨(국가보안기관장) / 마리나 빅토로브나 젤레즈냐크(지역정책 담당, 재등장) / 안나 미하일로브나 오를로바(료샤의 어머니) / 아나운서 / 해설자 / 엘비라 아르카디예브나(대통령 비서실 비서)</w:t>
       </w:r>
     </w:p>
     <w:p>
@@ -2130,206 +2130,13 @@
           <w:color w:val="1F3864"/>
           <w:sz w:val="26"/>
         </w:rPr>
-        <w:t>장면 7 — 팀의 자기 성찰</w:t>
+        <w:t>장면 7 — 비서실, 커피 머신 앞의 생일</w:t>
       </w:r>
     </w:p>
     <w:p>
       <w:pPr>
         <w:spacing w:before="0" w:after="110" w:line="300" w:lineRule="auto"/>
       </w:pPr>
-      <w:r>
-        <w:rPr>
-          <w:rFonts w:ascii="Times New Roman" w:hAnsi="Times New Roman" w:eastAsia="Malgun Gothic"/>
-          <w:b/>
-          <w:i w:val="0"/>
-          <w:sz w:val="22"/>
-        </w:rPr>
-        <w:t xml:space="preserve">Кирилл: </w:t>
-      </w:r>
-      <w:r>
-        <w:rPr>
-          <w:rFonts w:ascii="Times New Roman" w:hAnsi="Times New Roman" w:eastAsia="Malgun Gothic"/>
-          <w:b w:val="0"/>
-          <w:i w:val="0"/>
-          <w:sz w:val="22"/>
-        </w:rPr>
-        <w:t>Второй срок. Тяжелее первого?</w:t>
-      </w:r>
-    </w:p>
-    <w:p>
-      <w:pPr>
-        <w:spacing w:before="0" w:after="110" w:line="300" w:lineRule="auto"/>
-      </w:pPr>
-      <w:r>
-        <w:rPr>
-          <w:rFonts w:ascii="Times New Roman" w:hAnsi="Times New Roman" w:eastAsia="Malgun Gothic"/>
-          <w:b/>
-          <w:i w:val="0"/>
-          <w:sz w:val="22"/>
-        </w:rPr>
-        <w:t xml:space="preserve">Настя: </w:t>
-      </w:r>
-      <w:r>
-        <w:rPr>
-          <w:rFonts w:ascii="Times New Roman" w:hAnsi="Times New Roman" w:eastAsia="Malgun Gothic"/>
-          <w:b w:val="0"/>
-          <w:i w:val="0"/>
-          <w:sz w:val="22"/>
-        </w:rPr>
-        <w:t>Определённо.</w:t>
-      </w:r>
-    </w:p>
-    <w:p>
-      <w:pPr>
-        <w:spacing w:before="0" w:after="110" w:line="300" w:lineRule="auto"/>
-      </w:pPr>
-      <w:r>
-        <w:rPr>
-          <w:rFonts w:ascii="Times New Roman" w:hAnsi="Times New Roman" w:eastAsia="Malgun Gothic"/>
-          <w:b/>
-          <w:i w:val="0"/>
-          <w:sz w:val="22"/>
-        </w:rPr>
-        <w:t xml:space="preserve">Кирилл: </w:t>
-      </w:r>
-      <w:r>
-        <w:rPr>
-          <w:rFonts w:ascii="Times New Roman" w:hAnsi="Times New Roman" w:eastAsia="Malgun Gothic"/>
-          <w:b w:val="0"/>
-          <w:i w:val="0"/>
-          <w:sz w:val="22"/>
-        </w:rPr>
-        <w:t>Почему, думаешь?</w:t>
-      </w:r>
-    </w:p>
-    <w:p>
-      <w:pPr>
-        <w:spacing w:before="0" w:after="110" w:line="300" w:lineRule="auto"/>
-      </w:pPr>
-      <w:r>
-        <w:rPr>
-          <w:rFonts w:ascii="Times New Roman" w:hAnsi="Times New Roman" w:eastAsia="Malgun Gothic"/>
-          <w:b/>
-          <w:i w:val="0"/>
-          <w:sz w:val="22"/>
-        </w:rPr>
-        <w:t xml:space="preserve">Настя: </w:t>
-      </w:r>
-      <w:r>
-        <w:rPr>
-          <w:rFonts w:ascii="Times New Roman" w:hAnsi="Times New Roman" w:eastAsia="Malgun Gothic"/>
-          <w:b w:val="0"/>
-          <w:i w:val="0"/>
-          <w:sz w:val="22"/>
-        </w:rPr>
-        <w:t>Потому что в первый раз мы не знали, чего бояться. Теперь знаем слишком хорошо.</w:t>
-      </w:r>
-    </w:p>
-    <w:p>
-      <w:pPr>
-        <w:spacing w:before="0" w:after="110" w:line="300" w:lineRule="auto"/>
-      </w:pPr>
-      <w:r>
-        <w:rPr>
-          <w:rFonts w:ascii="Times New Roman" w:hAnsi="Times New Roman" w:eastAsia="Malgun Gothic"/>
-          <w:b/>
-          <w:i w:val="0"/>
-          <w:sz w:val="22"/>
-        </w:rPr>
-        <w:t xml:space="preserve">Кирилл: </w:t>
-      </w:r>
-      <w:r>
-        <w:rPr>
-          <w:rFonts w:ascii="Times New Roman" w:hAnsi="Times New Roman" w:eastAsia="Malgun Gothic"/>
-          <w:b w:val="0"/>
-          <w:i w:val="0"/>
-          <w:sz w:val="22"/>
-        </w:rPr>
-        <w:t>Циничный ответ.</w:t>
-      </w:r>
-    </w:p>
-    <w:p>
-      <w:pPr>
-        <w:spacing w:before="0" w:after="110" w:line="300" w:lineRule="auto"/>
-      </w:pPr>
-      <w:r>
-        <w:rPr>
-          <w:rFonts w:ascii="Times New Roman" w:hAnsi="Times New Roman" w:eastAsia="Malgun Gothic"/>
-          <w:b/>
-          <w:i w:val="0"/>
-          <w:sz w:val="22"/>
-        </w:rPr>
-        <w:t xml:space="preserve">Настя: </w:t>
-      </w:r>
-      <w:r>
-        <w:rPr>
-          <w:rFonts w:ascii="Times New Roman" w:hAnsi="Times New Roman" w:eastAsia="Malgun Gothic"/>
-          <w:b w:val="0"/>
-          <w:i w:val="0"/>
-          <w:sz w:val="22"/>
-        </w:rPr>
-        <w:t>Реалистичный ответ.</w:t>
-      </w:r>
-    </w:p>
-    <w:p>
-      <w:pPr>
-        <w:spacing w:before="0" w:after="110" w:line="300" w:lineRule="auto"/>
-      </w:pPr>
-      <w:r>
-        <w:rPr>
-          <w:rFonts w:ascii="Times New Roman" w:hAnsi="Times New Roman" w:eastAsia="Malgun Gothic"/>
-          <w:b/>
-          <w:i w:val="0"/>
-          <w:sz w:val="22"/>
-        </w:rPr>
-        <w:t xml:space="preserve">Кирилл: </w:t>
-      </w:r>
-      <w:r>
-        <w:rPr>
-          <w:rFonts w:ascii="Times New Roman" w:hAnsi="Times New Roman" w:eastAsia="Malgun Gothic"/>
-          <w:b w:val="0"/>
-          <w:i w:val="0"/>
-          <w:sz w:val="22"/>
-        </w:rPr>
-        <w:t>Есть разница?</w:t>
-      </w:r>
-    </w:p>
-    <w:p>
-      <w:pPr>
-        <w:spacing w:before="0" w:after="110" w:line="300" w:lineRule="auto"/>
-      </w:pPr>
-      <w:r>
-        <w:rPr>
-          <w:rFonts w:ascii="Times New Roman" w:hAnsi="Times New Roman" w:eastAsia="Malgun Gothic"/>
-          <w:b/>
-          <w:i w:val="0"/>
-          <w:sz w:val="22"/>
-        </w:rPr>
-        <w:t xml:space="preserve">Настя: </w:t>
-      </w:r>
-      <w:r>
-        <w:rPr>
-          <w:rFonts w:ascii="Times New Roman" w:hAnsi="Times New Roman" w:eastAsia="Malgun Gothic"/>
-          <w:b w:val="0"/>
-          <w:i w:val="0"/>
-          <w:sz w:val="22"/>
-        </w:rPr>
-        <w:t>Иногда нет.</w:t>
-      </w:r>
-    </w:p>
-    <w:p>
-      <w:pPr>
-        <w:spacing w:before="0" w:after="110" w:line="300" w:lineRule="auto"/>
-      </w:pPr>
-      <w:r>
-        <w:rPr>
-          <w:rFonts w:ascii="Times New Roman" w:hAnsi="Times New Roman" w:eastAsia="Malgun Gothic"/>
-          <w:b/>
-          <w:i w:val="0"/>
-          <w:sz w:val="22"/>
-        </w:rPr>
-        <w:t xml:space="preserve">Вениамин: </w:t>
-      </w:r>
       <w:r>
         <w:rPr>
           <w:rFonts w:ascii="Times New Roman" w:hAnsi="Times New Roman" w:eastAsia="Malgun Gothic"/>
@@ -2338,16 +2145,7 @@
           <w:color w:val="555555"/>
           <w:sz w:val="22"/>
         </w:rPr>
-        <w:t>(подходя)</w:t>
-      </w:r>
-      <w:r>
-        <w:rPr>
-          <w:rFonts w:ascii="Times New Roman" w:hAnsi="Times New Roman" w:eastAsia="Malgun Gothic"/>
-          <w:b w:val="0"/>
-          <w:i w:val="0"/>
-          <w:sz w:val="22"/>
-        </w:rPr>
-        <w:t xml:space="preserve"> О чём спорите?</w:t>
+        <w:t>(Приёмная президента, конец рабочего дня. На подоконнике — коробка с тортом, у кофемашины — конверт и открытка.)</w:t>
       </w:r>
     </w:p>
     <w:p>
@@ -2361,7 +2159,7 @@
           <w:i w:val="0"/>
           <w:sz w:val="22"/>
         </w:rPr>
-        <w:t xml:space="preserve">Настя: </w:t>
+        <w:t xml:space="preserve">Катя: </w:t>
       </w:r>
       <w:r>
         <w:rPr>
@@ -2370,7 +2168,7 @@
           <w:i w:val="0"/>
           <w:sz w:val="22"/>
         </w:rPr>
-        <w:t>О философии второго срока, Вениамин Олегович.</w:t>
+        <w:t>Анатолий Викторович, вы на подарок Эльвире Аркадьевне сдали? У неё сегодня день рождения. Скидываемся по тысяче, я ещё в понедельник всем писала.</w:t>
       </w:r>
     </w:p>
     <w:p>
@@ -2384,7 +2182,7 @@
           <w:i w:val="0"/>
           <w:sz w:val="22"/>
         </w:rPr>
-        <w:t xml:space="preserve">Вениамин: </w:t>
+        <w:t xml:space="preserve">Гребенщиков: </w:t>
       </w:r>
       <w:r>
         <w:rPr>
@@ -2393,67 +2191,7 @@
           <w:i w:val="0"/>
           <w:sz w:val="22"/>
         </w:rPr>
-        <w:t>Звучит утомительно.</w:t>
-      </w:r>
-    </w:p>
-    <w:p>
-      <w:pPr>
-        <w:spacing w:before="0" w:after="110" w:line="300" w:lineRule="auto"/>
-      </w:pPr>
-      <w:r>
-        <w:rPr>
-          <w:rFonts w:ascii="Times New Roman" w:hAnsi="Times New Roman" w:eastAsia="Malgun Gothic"/>
-          <w:b/>
-          <w:i w:val="0"/>
-          <w:sz w:val="22"/>
-        </w:rPr>
-        <w:t xml:space="preserve">Кирилл: </w:t>
-      </w:r>
-      <w:r>
-        <w:rPr>
-          <w:rFonts w:ascii="Times New Roman" w:hAnsi="Times New Roman" w:eastAsia="Malgun Gothic"/>
-          <w:b w:val="0"/>
-          <w:i w:val="0"/>
-          <w:sz w:val="22"/>
-        </w:rPr>
-        <w:t>Так и есть.</w:t>
-      </w:r>
-    </w:p>
-    <w:p>
-      <w:pPr>
-        <w:spacing w:before="0" w:after="110" w:line="300" w:lineRule="auto"/>
-      </w:pPr>
-      <w:r>
-        <w:rPr>
-          <w:rFonts w:ascii="Times New Roman" w:hAnsi="Times New Roman" w:eastAsia="Malgun Gothic"/>
-          <w:b/>
-          <w:i w:val="0"/>
-          <w:sz w:val="22"/>
-        </w:rPr>
-        <w:t xml:space="preserve">Вениамин: </w:t>
-      </w:r>
-      <w:r>
-        <w:rPr>
-          <w:rFonts w:ascii="Times New Roman" w:hAnsi="Times New Roman" w:eastAsia="Malgun Gothic"/>
-          <w:b w:val="0"/>
-          <w:i w:val="0"/>
-          <w:sz w:val="22"/>
-        </w:rPr>
-        <w:t>Если позволите, у меня есть объяснение попроще. В первый раз мы работали на человека, в которого верили. Теперь — на человека, за которого боимся.</w:t>
-      </w:r>
-    </w:p>
-    <w:p>
-      <w:pPr>
-        <w:spacing w:before="0" w:after="110" w:line="300" w:lineRule="auto"/>
-      </w:pPr>
-      <w:r>
-        <w:rPr>
-          <w:rFonts w:ascii="Times New Roman" w:hAnsi="Times New Roman" w:eastAsia="Malgun Gothic"/>
-          <w:b/>
-          <w:i w:val="0"/>
-          <w:sz w:val="22"/>
-        </w:rPr>
-        <w:t xml:space="preserve">Настя: </w:t>
+        <w:t xml:space="preserve">А, это… Каюсь, пролистал. </w:t>
       </w:r>
       <w:r>
         <w:rPr>
@@ -2463,7 +2201,7 @@
           <w:color w:val="555555"/>
           <w:sz w:val="22"/>
         </w:rPr>
-        <w:t>(после паузы)</w:t>
+        <w:t>(роется в бумажнике)</w:t>
       </w:r>
       <w:r>
         <w:rPr>
@@ -2472,7 +2210,7 @@
           <w:i w:val="0"/>
           <w:sz w:val="22"/>
         </w:rPr>
-        <w:t xml:space="preserve"> Вениамин Олегович, вы испортили нам спор.</w:t>
+        <w:t xml:space="preserve"> Мелкими возьмёте?</w:t>
       </w:r>
     </w:p>
     <w:p>
@@ -2486,7 +2224,7 @@
           <w:i w:val="0"/>
           <w:sz w:val="22"/>
         </w:rPr>
-        <w:t xml:space="preserve">Вениамин: </w:t>
+        <w:t xml:space="preserve">Катя: </w:t>
       </w:r>
       <w:r>
         <w:rPr>
@@ -2495,69 +2233,7 @@
           <w:i w:val="0"/>
           <w:sz w:val="22"/>
         </w:rPr>
-        <w:t>Изольда Тимофеевна сказала бы, что я просто закрыл его досрочно.</w:t>
-      </w:r>
-    </w:p>
-    <w:p>
-      <w:pPr>
-        <w:keepNext/>
-        <w:spacing w:before="320" w:after="140"/>
-      </w:pPr>
-      <w:r>
-        <w:rPr>
-          <w:rFonts w:ascii="Times New Roman" w:hAnsi="Times New Roman" w:eastAsia="Malgun Gothic"/>
-          <w:b/>
-          <w:i w:val="0"/>
-          <w:color w:val="1F3864"/>
-          <w:sz w:val="26"/>
-        </w:rPr>
-        <w:t>장면 8 — 언론과 여론</w:t>
-      </w:r>
-    </w:p>
-    <w:p>
-      <w:pPr>
-        <w:spacing w:before="0" w:after="110" w:line="300" w:lineRule="auto"/>
-      </w:pPr>
-      <w:r>
-        <w:rPr>
-          <w:rFonts w:ascii="Times New Roman" w:hAnsi="Times New Roman" w:eastAsia="Malgun Gothic"/>
-          <w:b/>
-          <w:i w:val="0"/>
-          <w:sz w:val="22"/>
-        </w:rPr>
-        <w:t xml:space="preserve">Диктор: </w:t>
-      </w:r>
-      <w:r>
-        <w:rPr>
-          <w:rFonts w:ascii="Times New Roman" w:hAnsi="Times New Roman" w:eastAsia="Malgun Gothic"/>
-          <w:b w:val="0"/>
-          <w:i w:val="0"/>
-          <w:sz w:val="22"/>
-        </w:rPr>
-        <w:t>Президент Орлов начинает второй срок в условиях экономической нестабильности и напряжённости на границе…</w:t>
-      </w:r>
-    </w:p>
-    <w:p>
-      <w:pPr>
-        <w:spacing w:before="0" w:after="110" w:line="300" w:lineRule="auto"/>
-      </w:pPr>
-      <w:r>
-        <w:rPr>
-          <w:rFonts w:ascii="Times New Roman" w:hAnsi="Times New Roman" w:eastAsia="Malgun Gothic"/>
-          <w:b/>
-          <w:i w:val="0"/>
-          <w:sz w:val="22"/>
-        </w:rPr>
-        <w:t xml:space="preserve">Аналитик: </w:t>
-      </w:r>
-      <w:r>
-        <w:rPr>
-          <w:rFonts w:ascii="Times New Roman" w:hAnsi="Times New Roman" w:eastAsia="Malgun Gothic"/>
-          <w:b w:val="0"/>
-          <w:i w:val="0"/>
-          <w:sz w:val="22"/>
-        </w:rPr>
-        <w:t>Рейтинг доверия остаётся высоким, но появляются первые признаки усталости общества от постоянных кризисов.</w:t>
+        <w:t>Возьму хоть монетами. И открытку подпишите, вот тут, внизу. Только не «желаю счастья, здоровья» — вы же у нас мастер слова.</w:t>
       </w:r>
     </w:p>
     <w:p>
@@ -2581,7 +2257,7 @@
           <w:color w:val="555555"/>
           <w:sz w:val="22"/>
         </w:rPr>
-        <w:t>(Лёше, выключая телевизор)</w:t>
+        <w:t>(пишет)</w:t>
       </w:r>
       <w:r>
         <w:rPr>
@@ -2590,7 +2266,7 @@
           <w:i w:val="0"/>
           <w:sz w:val="22"/>
         </w:rPr>
-        <w:t xml:space="preserve"> Люди начинают уставать, Алексей Николаевич. Не от вас лично — от самого состояния постоянной тревоги.</w:t>
+        <w:t xml:space="preserve"> «Эльвире Аркадьевне — единственному человеку, мимо которого в этот кабинет не проскочишь». Пойдёт?</w:t>
       </w:r>
     </w:p>
     <w:p>
@@ -2604,7 +2280,7 @@
           <w:i w:val="0"/>
           <w:sz w:val="22"/>
         </w:rPr>
-        <w:t xml:space="preserve">Лёша: </w:t>
+        <w:t xml:space="preserve">Катя: </w:t>
       </w:r>
       <w:r>
         <w:rPr>
@@ -2613,7 +2289,7 @@
           <w:i w:val="0"/>
           <w:sz w:val="22"/>
         </w:rPr>
-        <w:t>Понимаю их. Сам устал от этого состояния.</w:t>
+        <w:t>Пойдёт. Это вы про себя, что ли?</w:t>
       </w:r>
     </w:p>
     <w:p>
@@ -2636,7 +2312,7 @@
           <w:i w:val="0"/>
           <w:sz w:val="22"/>
         </w:rPr>
-        <w:t>Тогда, возможно, второй срок — это про то, чтобы наконец дать стране передышку, а не новую битву.</w:t>
+        <w:t>Про себя в первую очередь.</w:t>
       </w:r>
     </w:p>
     <w:p>
@@ -2650,161 +2326,7 @@
           <w:i w:val="0"/>
           <w:sz w:val="22"/>
         </w:rPr>
-        <w:t xml:space="preserve">Лёша: </w:t>
-      </w:r>
-      <w:r>
-        <w:rPr>
-          <w:rFonts w:ascii="Times New Roman" w:hAnsi="Times New Roman" w:eastAsia="Malgun Gothic"/>
-          <w:b w:val="0"/>
-          <w:i w:val="0"/>
-          <w:sz w:val="22"/>
-        </w:rPr>
-        <w:t>Хотел бы я, чтобы это было так просто, Анатолий Викторович.</w:t>
-      </w:r>
-    </w:p>
-    <w:p>
-      <w:pPr>
-        <w:keepNext/>
-        <w:spacing w:before="320" w:after="140"/>
-      </w:pPr>
-      <w:r>
-        <w:rPr>
-          <w:rFonts w:ascii="Times New Roman" w:hAnsi="Times New Roman" w:eastAsia="Malgun Gothic"/>
-          <w:b/>
-          <w:i w:val="0"/>
-          <w:color w:val="1F3864"/>
-          <w:sz w:val="26"/>
-        </w:rPr>
-        <w:t>장면 9 — 어머니와의 순간</w:t>
-      </w:r>
-    </w:p>
-    <w:p>
-      <w:pPr>
-        <w:spacing w:before="0" w:after="110" w:line="300" w:lineRule="auto"/>
-      </w:pPr>
-      <w:r>
-        <w:rPr>
-          <w:rFonts w:ascii="Times New Roman" w:hAnsi="Times New Roman" w:eastAsia="Malgun Gothic"/>
-          <w:b/>
-          <w:i w:val="0"/>
-          <w:sz w:val="22"/>
-        </w:rPr>
-        <w:t xml:space="preserve">Анна: </w:t>
-      </w:r>
-      <w:r>
-        <w:rPr>
-          <w:rFonts w:ascii="Times New Roman" w:hAnsi="Times New Roman" w:eastAsia="Malgun Gothic"/>
-          <w:b w:val="0"/>
-          <w:i w:val="0"/>
-          <w:sz w:val="22"/>
-        </w:rPr>
-        <w:t>Лёша, выглядишь измотанным уже в первый месяц.</w:t>
-      </w:r>
-    </w:p>
-    <w:p>
-      <w:pPr>
-        <w:spacing w:before="0" w:after="110" w:line="300" w:lineRule="auto"/>
-      </w:pPr>
-      <w:r>
-        <w:rPr>
-          <w:rFonts w:ascii="Times New Roman" w:hAnsi="Times New Roman" w:eastAsia="Malgun Gothic"/>
-          <w:b/>
-          <w:i w:val="0"/>
-          <w:sz w:val="22"/>
-        </w:rPr>
-        <w:t xml:space="preserve">Лёша: </w:t>
-      </w:r>
-      <w:r>
-        <w:rPr>
-          <w:rFonts w:ascii="Times New Roman" w:hAnsi="Times New Roman" w:eastAsia="Malgun Gothic"/>
-          <w:b w:val="0"/>
-          <w:i w:val="0"/>
-          <w:sz w:val="22"/>
-        </w:rPr>
-        <w:t>Так и есть, мам.</w:t>
-      </w:r>
-    </w:p>
-    <w:p>
-      <w:pPr>
-        <w:spacing w:before="0" w:after="110" w:line="300" w:lineRule="auto"/>
-      </w:pPr>
-      <w:r>
-        <w:rPr>
-          <w:rFonts w:ascii="Times New Roman" w:hAnsi="Times New Roman" w:eastAsia="Malgun Gothic"/>
-          <w:b/>
-          <w:i w:val="0"/>
-          <w:sz w:val="22"/>
-        </w:rPr>
-        <w:t xml:space="preserve">Анна: </w:t>
-      </w:r>
-      <w:r>
-        <w:rPr>
-          <w:rFonts w:ascii="Times New Roman" w:hAnsi="Times New Roman" w:eastAsia="Malgun Gothic"/>
-          <w:b w:val="0"/>
-          <w:i w:val="0"/>
-          <w:sz w:val="22"/>
-        </w:rPr>
-        <w:t>Два года назад, в первый же месяц, ты говорил похожие слова. Помнишь?</w:t>
-      </w:r>
-    </w:p>
-    <w:p>
-      <w:pPr>
-        <w:spacing w:before="0" w:after="110" w:line="300" w:lineRule="auto"/>
-      </w:pPr>
-      <w:r>
-        <w:rPr>
-          <w:rFonts w:ascii="Times New Roman" w:hAnsi="Times New Roman" w:eastAsia="Malgun Gothic"/>
-          <w:b/>
-          <w:i w:val="0"/>
-          <w:sz w:val="22"/>
-        </w:rPr>
-        <w:t xml:space="preserve">Лёша: </w:t>
-      </w:r>
-      <w:r>
-        <w:rPr>
-          <w:rFonts w:ascii="Times New Roman" w:hAnsi="Times New Roman" w:eastAsia="Malgun Gothic"/>
-          <w:b w:val="0"/>
-          <w:i w:val="0"/>
-          <w:sz w:val="22"/>
-        </w:rPr>
-        <w:t>Помню.</w:t>
-      </w:r>
-    </w:p>
-    <w:p>
-      <w:pPr>
-        <w:spacing w:before="0" w:after="110" w:line="300" w:lineRule="auto"/>
-      </w:pPr>
-      <w:r>
-        <w:rPr>
-          <w:rFonts w:ascii="Times New Roman" w:hAnsi="Times New Roman" w:eastAsia="Malgun Gothic"/>
-          <w:b/>
-          <w:i w:val="0"/>
-          <w:sz w:val="22"/>
-        </w:rPr>
-        <w:t xml:space="preserve">Анна: </w:t>
-      </w:r>
-      <w:r>
-        <w:rPr>
-          <w:rFonts w:ascii="Times New Roman" w:hAnsi="Times New Roman" w:eastAsia="Malgun Gothic"/>
-          <w:b w:val="0"/>
-          <w:i w:val="0"/>
-          <w:sz w:val="22"/>
-        </w:rPr>
-        <w:t>И тогда справился. Справишься и теперь.</w:t>
-      </w:r>
-    </w:p>
-    <w:p>
-      <w:pPr>
-        <w:spacing w:before="0" w:after="110" w:line="300" w:lineRule="auto"/>
-      </w:pPr>
-      <w:r>
-        <w:rPr>
-          <w:rFonts w:ascii="Times New Roman" w:hAnsi="Times New Roman" w:eastAsia="Malgun Gothic"/>
-          <w:b/>
-          <w:i w:val="0"/>
-          <w:sz w:val="22"/>
-        </w:rPr>
-        <w:t xml:space="preserve">Лёша: </w:t>
+        <w:t xml:space="preserve">Ирина: </w:t>
       </w:r>
       <w:r>
         <w:rPr>
@@ -2814,7 +2336,7 @@
           <w:color w:val="555555"/>
           <w:sz w:val="22"/>
         </w:rPr>
-        <w:t>(устало)</w:t>
+        <w:t>(входит, придерживая папку здоровой рукой)</w:t>
       </w:r>
       <w:r>
         <w:rPr>
@@ -2823,113 +2345,7 @@
           <w:i w:val="0"/>
           <w:sz w:val="22"/>
         </w:rPr>
-        <w:t xml:space="preserve"> Знаешь, что я сегодня вспомнил? Пушкина. «Пора, мой друг, пора! покоя сердце просит». Раньше я не понимал, как можно так устать от жизни, которую сам выбрал.</w:t>
-      </w:r>
-    </w:p>
-    <w:p>
-      <w:pPr>
-        <w:spacing w:before="0" w:after="110" w:line="300" w:lineRule="auto"/>
-      </w:pPr>
-      <w:r>
-        <w:rPr>
-          <w:rFonts w:ascii="Times New Roman" w:hAnsi="Times New Roman" w:eastAsia="Malgun Gothic"/>
-          <w:b/>
-          <w:i w:val="0"/>
-          <w:sz w:val="22"/>
-        </w:rPr>
-        <w:t xml:space="preserve">Анна: </w:t>
-      </w:r>
-      <w:r>
-        <w:rPr>
-          <w:rFonts w:ascii="Times New Roman" w:hAnsi="Times New Roman" w:eastAsia="Malgun Gothic"/>
-          <w:b w:val="0"/>
-          <w:i w:val="0"/>
-          <w:sz w:val="22"/>
-        </w:rPr>
-        <w:t>А дальше там что, помнишь? Отец любил это место.</w:t>
-      </w:r>
-    </w:p>
-    <w:p>
-      <w:pPr>
-        <w:spacing w:before="0" w:after="110" w:line="300" w:lineRule="auto"/>
-      </w:pPr>
-      <w:r>
-        <w:rPr>
-          <w:rFonts w:ascii="Times New Roman" w:hAnsi="Times New Roman" w:eastAsia="Malgun Gothic"/>
-          <w:b/>
-          <w:i w:val="0"/>
-          <w:sz w:val="22"/>
-        </w:rPr>
-        <w:t xml:space="preserve">Лёша: </w:t>
-      </w:r>
-      <w:r>
-        <w:rPr>
-          <w:rFonts w:ascii="Times New Roman" w:hAnsi="Times New Roman" w:eastAsia="Malgun Gothic"/>
-          <w:b w:val="0"/>
-          <w:i w:val="0"/>
-          <w:sz w:val="22"/>
-        </w:rPr>
-        <w:t>«На свете счастья нет, но есть покой и воля».</w:t>
-      </w:r>
-    </w:p>
-    <w:p>
-      <w:pPr>
-        <w:spacing w:before="0" w:after="110" w:line="300" w:lineRule="auto"/>
-      </w:pPr>
-      <w:r>
-        <w:rPr>
-          <w:rFonts w:ascii="Times New Roman" w:hAnsi="Times New Roman" w:eastAsia="Malgun Gothic"/>
-          <w:b/>
-          <w:i w:val="0"/>
-          <w:sz w:val="22"/>
-        </w:rPr>
-        <w:t xml:space="preserve">Анна: </w:t>
-      </w:r>
-      <w:r>
-        <w:rPr>
-          <w:rFonts w:ascii="Times New Roman" w:hAnsi="Times New Roman" w:eastAsia="Malgun Gothic"/>
-          <w:b w:val="0"/>
-          <w:i w:val="0"/>
-          <w:sz w:val="22"/>
-        </w:rPr>
-        <w:t>Вот. Покой тебе пока не положен, сынок. А воля — твоя. Не отдавай её никому, даже собственной усталости.</w:t>
-      </w:r>
-    </w:p>
-    <w:p>
-      <w:pPr>
-        <w:spacing w:before="0" w:after="110" w:line="300" w:lineRule="auto"/>
-      </w:pPr>
-      <w:r>
-        <w:rPr>
-          <w:rFonts w:ascii="Times New Roman" w:hAnsi="Times New Roman" w:eastAsia="Malgun Gothic"/>
-          <w:b/>
-          <w:i w:val="0"/>
-          <w:sz w:val="22"/>
-        </w:rPr>
-        <w:t xml:space="preserve">Лёша: </w:t>
-      </w:r>
-      <w:r>
-        <w:rPr>
-          <w:rFonts w:ascii="Times New Roman" w:hAnsi="Times New Roman" w:eastAsia="Malgun Gothic"/>
-          <w:b w:val="0"/>
-          <w:i w:val="0"/>
-          <w:sz w:val="22"/>
-        </w:rPr>
-        <w:t>А если на этот раз цена будет слишком высокой?</w:t>
-      </w:r>
-    </w:p>
-    <w:p>
-      <w:pPr>
-        <w:spacing w:before="0" w:after="110" w:line="300" w:lineRule="auto"/>
-      </w:pPr>
-      <w:r>
-        <w:rPr>
-          <w:rFonts w:ascii="Times New Roman" w:hAnsi="Times New Roman" w:eastAsia="Malgun Gothic"/>
-          <w:b/>
-          <w:i w:val="0"/>
-          <w:sz w:val="22"/>
-        </w:rPr>
-        <w:t xml:space="preserve">Анна: </w:t>
+        <w:t xml:space="preserve"> Кофемашина опять не работает? </w:t>
       </w:r>
       <w:r>
         <w:rPr>
@@ -2939,7 +2355,7 @@
           <w:color w:val="555555"/>
           <w:sz w:val="22"/>
         </w:rPr>
-        <w:t>(пауза, серьёзно)</w:t>
+        <w:t>(заглядывает сбоку)</w:t>
       </w:r>
       <w:r>
         <w:rPr>
@@ -2948,7 +2364,7 @@
           <w:i w:val="0"/>
           <w:sz w:val="22"/>
         </w:rPr>
-        <w:t xml:space="preserve"> Тогда я буду рядом, чтобы помочь тебе нести её. Как всегда.</w:t>
+        <w:t xml:space="preserve"> Так в ней воды нет.</w:t>
       </w:r>
     </w:p>
     <w:p>
@@ -2962,7 +2378,7 @@
           <w:i w:val="0"/>
           <w:sz w:val="22"/>
         </w:rPr>
-        <w:t xml:space="preserve">Лёша: </w:t>
+        <w:t xml:space="preserve">Катя: </w:t>
       </w:r>
       <w:r>
         <w:rPr>
@@ -2971,7 +2387,7 @@
           <w:i w:val="0"/>
           <w:sz w:val="22"/>
         </w:rPr>
-        <w:t>Спасибо, мам.</w:t>
+        <w:t>Анатолий Викторович, не в службу, а в дружбу — налейте воды. Кулер за углом.</w:t>
       </w:r>
     </w:p>
     <w:p>
@@ -2985,122 +2401,7 @@
           <w:i w:val="0"/>
           <w:sz w:val="22"/>
         </w:rPr>
-        <w:t xml:space="preserve">Анна: </w:t>
-      </w:r>
-      <w:r>
-        <w:rPr>
-          <w:rFonts w:ascii="Times New Roman" w:hAnsi="Times New Roman" w:eastAsia="Malgun Gothic"/>
-          <w:b w:val="0"/>
-          <w:i w:val="0"/>
-          <w:sz w:val="22"/>
-        </w:rPr>
-        <w:t>Просто помни — ты не обязан нести всё в одиночку. Никогда не был обязан.</w:t>
-      </w:r>
-    </w:p>
-    <w:p>
-      <w:pPr>
-        <w:spacing w:before="0" w:after="110" w:line="300" w:lineRule="auto"/>
-      </w:pPr>
-      <w:r>
-        <w:rPr>
-          <w:rFonts w:ascii="Times New Roman" w:hAnsi="Times New Roman" w:eastAsia="Malgun Gothic"/>
-          <w:b/>
-          <w:i w:val="0"/>
-          <w:sz w:val="22"/>
-        </w:rPr>
-        <w:t xml:space="preserve">Лёша: </w:t>
-      </w:r>
-      <w:r>
-        <w:rPr>
-          <w:rFonts w:ascii="Times New Roman" w:hAnsi="Times New Roman" w:eastAsia="Malgun Gothic"/>
-          <w:b w:val="0"/>
-          <w:i w:val="0"/>
-          <w:sz w:val="22"/>
-        </w:rPr>
-        <w:t>Мам, а ты сама как? Я за этот месяц ни разу к тебе не заехал.</w:t>
-      </w:r>
-    </w:p>
-    <w:p>
-      <w:pPr>
-        <w:spacing w:before="0" w:after="110" w:line="300" w:lineRule="auto"/>
-      </w:pPr>
-      <w:r>
-        <w:rPr>
-          <w:rFonts w:ascii="Times New Roman" w:hAnsi="Times New Roman" w:eastAsia="Malgun Gothic"/>
-          <w:b/>
-          <w:i w:val="0"/>
-          <w:sz w:val="22"/>
-        </w:rPr>
-        <w:t xml:space="preserve">Анна: </w:t>
-      </w:r>
-      <w:r>
-        <w:rPr>
-          <w:rFonts w:ascii="Times New Roman" w:hAnsi="Times New Roman" w:eastAsia="Malgun Gothic"/>
-          <w:b w:val="0"/>
-          <w:i w:val="0"/>
-          <w:sz w:val="22"/>
-        </w:rPr>
-        <w:t>Я привыкла. Отец тоже часто возвращался, когда все уже спали.</w:t>
-      </w:r>
-    </w:p>
-    <w:p>
-      <w:pPr>
-        <w:spacing w:before="0" w:after="110" w:line="300" w:lineRule="auto"/>
-      </w:pPr>
-      <w:r>
-        <w:rPr>
-          <w:rFonts w:ascii="Times New Roman" w:hAnsi="Times New Roman" w:eastAsia="Malgun Gothic"/>
-          <w:b/>
-          <w:i w:val="0"/>
-          <w:sz w:val="22"/>
-        </w:rPr>
-        <w:t xml:space="preserve">Лёша: </w:t>
-      </w:r>
-      <w:r>
-        <w:rPr>
-          <w:rFonts w:ascii="Times New Roman" w:hAnsi="Times New Roman" w:eastAsia="Malgun Gothic"/>
-          <w:b w:val="0"/>
-          <w:i w:val="0"/>
-          <w:sz w:val="22"/>
-        </w:rPr>
-        <w:t>И ты его ждала.</w:t>
-      </w:r>
-    </w:p>
-    <w:p>
-      <w:pPr>
-        <w:spacing w:before="0" w:after="110" w:line="300" w:lineRule="auto"/>
-      </w:pPr>
-      <w:r>
-        <w:rPr>
-          <w:rFonts w:ascii="Times New Roman" w:hAnsi="Times New Roman" w:eastAsia="Malgun Gothic"/>
-          <w:b/>
-          <w:i w:val="0"/>
-          <w:sz w:val="22"/>
-        </w:rPr>
-        <w:t xml:space="preserve">Анна: </w:t>
-      </w:r>
-      <w:r>
-        <w:rPr>
-          <w:rFonts w:ascii="Times New Roman" w:hAnsi="Times New Roman" w:eastAsia="Malgun Gothic"/>
-          <w:b w:val="0"/>
-          <w:i w:val="0"/>
-          <w:sz w:val="22"/>
-        </w:rPr>
-        <w:t>Ждала. И тебя подожду. Только ешь по-человечески, а не бутербродами над бумагами — Катя мне всё рассказывает.</w:t>
-      </w:r>
-    </w:p>
-    <w:p>
-      <w:pPr>
-        <w:spacing w:before="0" w:after="110" w:line="300" w:lineRule="auto"/>
-      </w:pPr>
-      <w:r>
-        <w:rPr>
-          <w:rFonts w:ascii="Times New Roman" w:hAnsi="Times New Roman" w:eastAsia="Malgun Gothic"/>
-          <w:b/>
-          <w:i w:val="0"/>
-          <w:sz w:val="22"/>
-        </w:rPr>
-        <w:t xml:space="preserve">Лёша: </w:t>
+        <w:t xml:space="preserve">Гребенщиков: </w:t>
       </w:r>
       <w:r>
         <w:rPr>
@@ -3110,7 +2411,7 @@
           <w:color w:val="555555"/>
           <w:sz w:val="22"/>
         </w:rPr>
-        <w:t>(слабая улыбка)</w:t>
+        <w:t>(вздыхая, берёт бачок)</w:t>
       </w:r>
       <w:r>
         <w:rPr>
@@ -3119,23 +2420,30 @@
           <w:i w:val="0"/>
           <w:sz w:val="22"/>
         </w:rPr>
-        <w:t xml:space="preserve"> Катя, значит. Надо будет с ней поговорить.</w:t>
+        <w:t xml:space="preserve"> Вот так всегда: сначала деньги сдай, потом воду носи.</w:t>
       </w:r>
     </w:p>
     <w:p>
       <w:pPr>
-        <w:keepNext/>
-        <w:spacing w:before="320" w:after="140"/>
+        <w:spacing w:before="0" w:after="110" w:line="300" w:lineRule="auto"/>
       </w:pPr>
       <w:r>
         <w:rPr>
           <w:rFonts w:ascii="Times New Roman" w:hAnsi="Times New Roman" w:eastAsia="Malgun Gothic"/>
           <w:b/>
           <w:i w:val="0"/>
-          <w:color w:val="1F3864"/>
-          <w:sz w:val="26"/>
-        </w:rPr>
-        <w:t>장면 10 — 마무리, 다음 화로</w:t>
+          <w:sz w:val="22"/>
+        </w:rPr>
+        <w:t xml:space="preserve">Ирина: </w:t>
+      </w:r>
+      <w:r>
+        <w:rPr>
+          <w:rFonts w:ascii="Times New Roman" w:hAnsi="Times New Roman" w:eastAsia="Malgun Gothic"/>
+          <w:b w:val="0"/>
+          <w:i w:val="0"/>
+          <w:sz w:val="22"/>
+        </w:rPr>
+        <w:t>Екатерина Ивановна, а торт какой взяли?</w:t>
       </w:r>
     </w:p>
     <w:p>
@@ -3149,7 +2457,7 @@
           <w:i w:val="0"/>
           <w:sz w:val="22"/>
         </w:rPr>
-        <w:t xml:space="preserve">Ирина: </w:t>
+        <w:t xml:space="preserve">Катя: </w:t>
       </w:r>
       <w:r>
         <w:rPr>
@@ -3158,7 +2466,7 @@
           <w:i w:val="0"/>
           <w:sz w:val="22"/>
         </w:rPr>
-        <w:t>Алексей Николаевич, Гуркин просит срочной встречи. Ситуация на границе и с экономикой требует немедленного решения.</w:t>
+        <w:t>«Медовик». Эльвира Аркадьевна как-то обмолвилась, что любит. Я запомнила.</w:t>
       </w:r>
     </w:p>
     <w:p>
@@ -3172,7 +2480,7 @@
           <w:i w:val="0"/>
           <w:sz w:val="22"/>
         </w:rPr>
-        <w:t xml:space="preserve">Лёша: </w:t>
+        <w:t xml:space="preserve">Ирина: </w:t>
       </w:r>
       <w:r>
         <w:rPr>
@@ -3181,68 +2489,13 @@
           <w:i w:val="0"/>
           <w:sz w:val="22"/>
         </w:rPr>
-        <w:t>Уже?</w:t>
+        <w:t>Вы всё запоминаете. Даже страшно иногда.</w:t>
       </w:r>
     </w:p>
     <w:p>
       <w:pPr>
         <w:spacing w:before="0" w:after="110" w:line="300" w:lineRule="auto"/>
       </w:pPr>
-      <w:r>
-        <w:rPr>
-          <w:rFonts w:ascii="Times New Roman" w:hAnsi="Times New Roman" w:eastAsia="Malgun Gothic"/>
-          <w:b/>
-          <w:i w:val="0"/>
-          <w:sz w:val="22"/>
-        </w:rPr>
-        <w:t xml:space="preserve">Ирина: </w:t>
-      </w:r>
-      <w:r>
-        <w:rPr>
-          <w:rFonts w:ascii="Times New Roman" w:hAnsi="Times New Roman" w:eastAsia="Malgun Gothic"/>
-          <w:b w:val="0"/>
-          <w:i w:val="0"/>
-          <w:sz w:val="22"/>
-        </w:rPr>
-        <w:t>Кризисы не ждут удобного момента, к сожалению.</w:t>
-      </w:r>
-    </w:p>
-    <w:p>
-      <w:pPr>
-        <w:spacing w:before="0" w:after="110" w:line="300" w:lineRule="auto"/>
-      </w:pPr>
-      <w:r>
-        <w:rPr>
-          <w:rFonts w:ascii="Times New Roman" w:hAnsi="Times New Roman" w:eastAsia="Malgun Gothic"/>
-          <w:b/>
-          <w:i w:val="0"/>
-          <w:sz w:val="22"/>
-        </w:rPr>
-        <w:t xml:space="preserve">Катя: </w:t>
-      </w:r>
-      <w:r>
-        <w:rPr>
-          <w:rFonts w:ascii="Times New Roman" w:hAnsi="Times New Roman" w:eastAsia="Malgun Gothic"/>
-          <w:b w:val="0"/>
-          <w:i w:val="0"/>
-          <w:sz w:val="22"/>
-        </w:rPr>
-        <w:t>Собрать экстренное совещание Совбеза?</w:t>
-      </w:r>
-    </w:p>
-    <w:p>
-      <w:pPr>
-        <w:spacing w:before="0" w:after="110" w:line="300" w:lineRule="auto"/>
-      </w:pPr>
-      <w:r>
-        <w:rPr>
-          <w:rFonts w:ascii="Times New Roman" w:hAnsi="Times New Roman" w:eastAsia="Malgun Gothic"/>
-          <w:b/>
-          <w:i w:val="0"/>
-          <w:sz w:val="22"/>
-        </w:rPr>
-        <w:t xml:space="preserve">Лёша: </w:t>
-      </w:r>
       <w:r>
         <w:rPr>
           <w:rFonts w:ascii="Times New Roman" w:hAnsi="Times New Roman" w:eastAsia="Malgun Gothic"/>
@@ -3251,16 +2504,7 @@
           <w:color w:val="555555"/>
           <w:sz w:val="22"/>
         </w:rPr>
-        <w:t>(тяжело вздыхая)</w:t>
-      </w:r>
-      <w:r>
-        <w:rPr>
-          <w:rFonts w:ascii="Times New Roman" w:hAnsi="Times New Roman" w:eastAsia="Malgun Gothic"/>
-          <w:b w:val="0"/>
-          <w:i w:val="0"/>
-          <w:sz w:val="22"/>
-        </w:rPr>
-        <w:t xml:space="preserve"> Собирайте. Похоже, передышки не будет.</w:t>
+        <w:t>(Входит Эльвира Аркадьевна с пачкой писем.)</w:t>
       </w:r>
     </w:p>
     <w:p>
@@ -3274,7 +2518,7 @@
           <w:i w:val="0"/>
           <w:sz w:val="22"/>
         </w:rPr>
-        <w:t xml:space="preserve">Гребенщиков: </w:t>
+        <w:t xml:space="preserve">Эльвира Аркадьевна: </w:t>
       </w:r>
       <w:r>
         <w:rPr>
@@ -3283,7 +2527,7 @@
           <w:i w:val="0"/>
           <w:sz w:val="22"/>
         </w:rPr>
-        <w:t>Второй срок начинается так же, как закончился первый — с кризиса.</w:t>
+        <w:t>Это что тут за собрание? Опять что-то стряслось?</w:t>
       </w:r>
     </w:p>
     <w:p>
@@ -3297,7 +2541,7 @@
           <w:i w:val="0"/>
           <w:sz w:val="22"/>
         </w:rPr>
-        <w:t xml:space="preserve">Лёша: </w:t>
+        <w:t xml:space="preserve">Катя: </w:t>
       </w:r>
       <w:r>
         <w:rPr>
@@ -3306,11 +2550,721 @@
           <w:i w:val="0"/>
           <w:sz w:val="22"/>
         </w:rPr>
-        <w:t>Тогда встретим его так же, как встречали всё остальное. Вместе.</w:t>
+        <w:t>Стряслось. У вас день рождения. С днём рождения, Эльвира Аркадьевна!</w:t>
       </w:r>
     </w:p>
     <w:p>
       <w:pPr>
+        <w:spacing w:before="0" w:after="110" w:line="300" w:lineRule="auto"/>
+      </w:pPr>
+      <w:r>
+        <w:rPr>
+          <w:rFonts w:ascii="Times New Roman" w:hAnsi="Times New Roman" w:eastAsia="Malgun Gothic"/>
+          <w:b/>
+          <w:i w:val="0"/>
+          <w:sz w:val="22"/>
+        </w:rPr>
+        <w:t xml:space="preserve">Эльвира Аркадьевна: </w:t>
+      </w:r>
+      <w:r>
+        <w:rPr>
+          <w:rFonts w:ascii="Times New Roman" w:hAnsi="Times New Roman" w:eastAsia="Malgun Gothic"/>
+          <w:b w:val="0"/>
+          <w:i w:val="0"/>
+          <w:sz w:val="22"/>
+        </w:rPr>
+        <w:t>Ой, ну зачем… Я же просила — никакого шума. Ну вы даёте… И когда успели?</w:t>
+      </w:r>
+    </w:p>
+    <w:p>
+      <w:pPr>
+        <w:spacing w:before="0" w:after="110" w:line="300" w:lineRule="auto"/>
+      </w:pPr>
+      <w:r>
+        <w:rPr>
+          <w:rFonts w:ascii="Times New Roman" w:hAnsi="Times New Roman" w:eastAsia="Malgun Gothic"/>
+          <w:b/>
+          <w:i w:val="0"/>
+          <w:sz w:val="22"/>
+        </w:rPr>
+        <w:t xml:space="preserve">Гребенщиков: </w:t>
+      </w:r>
+      <w:r>
+        <w:rPr>
+          <w:rFonts w:ascii="Times New Roman" w:hAnsi="Times New Roman" w:eastAsia="Malgun Gothic"/>
+          <w:b w:val="0"/>
+          <w:i/>
+          <w:color w:val="555555"/>
+          <w:sz w:val="22"/>
+        </w:rPr>
+        <w:t>(возвращаясь с бачком)</w:t>
+      </w:r>
+      <w:r>
+        <w:rPr>
+          <w:rFonts w:ascii="Times New Roman" w:hAnsi="Times New Roman" w:eastAsia="Malgun Gothic"/>
+          <w:b w:val="0"/>
+          <w:i w:val="0"/>
+          <w:sz w:val="22"/>
+        </w:rPr>
+        <w:t xml:space="preserve"> Целую операцию готовили. С днём рождения! Сколько стукнуло, если не секрет?</w:t>
+      </w:r>
+    </w:p>
+    <w:p>
+      <w:pPr>
+        <w:spacing w:before="0" w:after="110" w:line="300" w:lineRule="auto"/>
+      </w:pPr>
+      <w:r>
+        <w:rPr>
+          <w:rFonts w:ascii="Times New Roman" w:hAnsi="Times New Roman" w:eastAsia="Malgun Gothic"/>
+          <w:b/>
+          <w:i w:val="0"/>
+          <w:sz w:val="22"/>
+        </w:rPr>
+        <w:t xml:space="preserve">Эльвира Аркадьевна: </w:t>
+      </w:r>
+      <w:r>
+        <w:rPr>
+          <w:rFonts w:ascii="Times New Roman" w:hAnsi="Times New Roman" w:eastAsia="Malgun Gothic"/>
+          <w:b w:val="0"/>
+          <w:i w:val="0"/>
+          <w:sz w:val="22"/>
+        </w:rPr>
+        <w:t>Секрет. Женщинам такие вопросы не задают, Анатолий Викторович.</w:t>
+      </w:r>
+    </w:p>
+    <w:p>
+      <w:pPr>
+        <w:spacing w:before="0" w:after="110" w:line="300" w:lineRule="auto"/>
+      </w:pPr>
+      <w:r>
+        <w:rPr>
+          <w:rFonts w:ascii="Times New Roman" w:hAnsi="Times New Roman" w:eastAsia="Malgun Gothic"/>
+          <w:b/>
+          <w:i w:val="0"/>
+          <w:sz w:val="22"/>
+        </w:rPr>
+        <w:t xml:space="preserve">Гребенщиков: </w:t>
+      </w:r>
+      <w:r>
+        <w:rPr>
+          <w:rFonts w:ascii="Times New Roman" w:hAnsi="Times New Roman" w:eastAsia="Malgun Gothic"/>
+          <w:b w:val="0"/>
+          <w:i w:val="0"/>
+          <w:sz w:val="22"/>
+        </w:rPr>
+        <w:t>Понял. Снимаю вопрос.</w:t>
+      </w:r>
+    </w:p>
+    <w:p>
+      <w:pPr>
+        <w:spacing w:before="0" w:after="110" w:line="300" w:lineRule="auto"/>
+      </w:pPr>
+      <w:r>
+        <w:rPr>
+          <w:rFonts w:ascii="Times New Roman" w:hAnsi="Times New Roman" w:eastAsia="Malgun Gothic"/>
+          <w:b/>
+          <w:i w:val="0"/>
+          <w:sz w:val="22"/>
+        </w:rPr>
+        <w:t xml:space="preserve">Катя: </w:t>
+      </w:r>
+      <w:r>
+        <w:rPr>
+          <w:rFonts w:ascii="Times New Roman" w:hAnsi="Times New Roman" w:eastAsia="Malgun Gothic"/>
+          <w:b w:val="0"/>
+          <w:i w:val="0"/>
+          <w:sz w:val="22"/>
+        </w:rPr>
+        <w:t xml:space="preserve">Вот, это от всех нас. </w:t>
+      </w:r>
+      <w:r>
+        <w:rPr>
+          <w:rFonts w:ascii="Times New Roman" w:hAnsi="Times New Roman" w:eastAsia="Malgun Gothic"/>
+          <w:b w:val="0"/>
+          <w:i/>
+          <w:color w:val="555555"/>
+          <w:sz w:val="22"/>
+        </w:rPr>
+        <w:t>(протягивает конверт и открытку)</w:t>
+      </w:r>
+      <w:r>
+        <w:rPr>
+          <w:rFonts w:ascii="Times New Roman" w:hAnsi="Times New Roman" w:eastAsia="Malgun Gothic"/>
+          <w:b w:val="0"/>
+          <w:i w:val="0"/>
+          <w:sz w:val="22"/>
+        </w:rPr>
+        <w:t xml:space="preserve"> Выберете себе что захотите — мы гадать не рискнули.</w:t>
+      </w:r>
+    </w:p>
+    <w:p>
+      <w:pPr>
+        <w:spacing w:before="0" w:after="110" w:line="300" w:lineRule="auto"/>
+      </w:pPr>
+      <w:r>
+        <w:rPr>
+          <w:rFonts w:ascii="Times New Roman" w:hAnsi="Times New Roman" w:eastAsia="Malgun Gothic"/>
+          <w:b/>
+          <w:i w:val="0"/>
+          <w:sz w:val="22"/>
+        </w:rPr>
+        <w:t xml:space="preserve">Эльвира Аркадьевна: </w:t>
+      </w:r>
+      <w:r>
+        <w:rPr>
+          <w:rFonts w:ascii="Times New Roman" w:hAnsi="Times New Roman" w:eastAsia="Malgun Gothic"/>
+          <w:b w:val="0"/>
+          <w:i/>
+          <w:color w:val="555555"/>
+          <w:sz w:val="22"/>
+        </w:rPr>
+        <w:t>(читает открытку, смеётся)</w:t>
+      </w:r>
+      <w:r>
+        <w:rPr>
+          <w:rFonts w:ascii="Times New Roman" w:hAnsi="Times New Roman" w:eastAsia="Malgun Gothic"/>
+          <w:b w:val="0"/>
+          <w:i w:val="0"/>
+          <w:sz w:val="22"/>
+        </w:rPr>
+        <w:t xml:space="preserve"> «Мимо которого не проскочишь». Почерк-то ваш я знаю, Анатолий Викторович.</w:t>
+      </w:r>
+    </w:p>
+    <w:p>
+      <w:pPr>
+        <w:spacing w:before="0" w:after="110" w:line="300" w:lineRule="auto"/>
+      </w:pPr>
+      <w:r>
+        <w:rPr>
+          <w:rFonts w:ascii="Times New Roman" w:hAnsi="Times New Roman" w:eastAsia="Malgun Gothic"/>
+          <w:b/>
+          <w:i w:val="0"/>
+          <w:sz w:val="22"/>
+        </w:rPr>
+        <w:t xml:space="preserve">Ирина: </w:t>
+      </w:r>
+      <w:r>
+        <w:rPr>
+          <w:rFonts w:ascii="Times New Roman" w:hAnsi="Times New Roman" w:eastAsia="Malgun Gothic"/>
+          <w:b w:val="0"/>
+          <w:i w:val="0"/>
+          <w:sz w:val="22"/>
+        </w:rPr>
+        <w:t>Разоблачили.</w:t>
+      </w:r>
+    </w:p>
+    <w:p>
+      <w:pPr>
+        <w:spacing w:before="0" w:after="110" w:line="300" w:lineRule="auto"/>
+      </w:pPr>
+      <w:r>
+        <w:rPr>
+          <w:rFonts w:ascii="Times New Roman" w:hAnsi="Times New Roman" w:eastAsia="Malgun Gothic"/>
+          <w:b/>
+          <w:i w:val="0"/>
+          <w:sz w:val="22"/>
+        </w:rPr>
+        <w:t xml:space="preserve">Катя: </w:t>
+      </w:r>
+      <w:r>
+        <w:rPr>
+          <w:rFonts w:ascii="Times New Roman" w:hAnsi="Times New Roman" w:eastAsia="Malgun Gothic"/>
+          <w:b w:val="0"/>
+          <w:i w:val="0"/>
+          <w:sz w:val="22"/>
+        </w:rPr>
+        <w:t>Режьте торт. Вы именинница, вам первый кусок.</w:t>
+      </w:r>
+    </w:p>
+    <w:p>
+      <w:pPr>
+        <w:spacing w:before="0" w:after="110" w:line="300" w:lineRule="auto"/>
+      </w:pPr>
+      <w:r>
+        <w:rPr>
+          <w:rFonts w:ascii="Times New Roman" w:hAnsi="Times New Roman" w:eastAsia="Malgun Gothic"/>
+          <w:b/>
+          <w:i w:val="0"/>
+          <w:sz w:val="22"/>
+        </w:rPr>
+        <w:t xml:space="preserve">Эльвира Аркадьевна: </w:t>
+      </w:r>
+      <w:r>
+        <w:rPr>
+          <w:rFonts w:ascii="Times New Roman" w:hAnsi="Times New Roman" w:eastAsia="Malgun Gothic"/>
+          <w:b w:val="0"/>
+          <w:i w:val="0"/>
+          <w:sz w:val="22"/>
+        </w:rPr>
+        <w:t>Нет уж, режьте сами, у меня от ваших сюрпризов руки дрожат.</w:t>
+      </w:r>
+    </w:p>
+    <w:p>
+      <w:pPr>
+        <w:spacing w:before="0" w:after="110" w:line="300" w:lineRule="auto"/>
+      </w:pPr>
+      <w:r>
+        <w:rPr>
+          <w:rFonts w:ascii="Times New Roman" w:hAnsi="Times New Roman" w:eastAsia="Malgun Gothic"/>
+          <w:b/>
+          <w:i w:val="0"/>
+          <w:sz w:val="22"/>
+        </w:rPr>
+        <w:t xml:space="preserve">Катя: </w:t>
+      </w:r>
+      <w:r>
+        <w:rPr>
+          <w:rFonts w:ascii="Times New Roman" w:hAnsi="Times New Roman" w:eastAsia="Malgun Gothic"/>
+          <w:b w:val="0"/>
+          <w:i/>
+          <w:color w:val="555555"/>
+          <w:sz w:val="22"/>
+        </w:rPr>
+        <w:t>(режет)</w:t>
+      </w:r>
+      <w:r>
+        <w:rPr>
+          <w:rFonts w:ascii="Times New Roman" w:hAnsi="Times New Roman" w:eastAsia="Malgun Gothic"/>
+          <w:b w:val="0"/>
+          <w:i w:val="0"/>
+          <w:sz w:val="22"/>
+        </w:rPr>
+        <w:t xml:space="preserve"> Ирина Олеговна, вам побольше или поменьше?</w:t>
+      </w:r>
+    </w:p>
+    <w:p>
+      <w:pPr>
+        <w:spacing w:before="0" w:after="110" w:line="300" w:lineRule="auto"/>
+      </w:pPr>
+      <w:r>
+        <w:rPr>
+          <w:rFonts w:ascii="Times New Roman" w:hAnsi="Times New Roman" w:eastAsia="Malgun Gothic"/>
+          <w:b/>
+          <w:i w:val="0"/>
+          <w:sz w:val="22"/>
+        </w:rPr>
+        <w:t xml:space="preserve">Ирина: </w:t>
+      </w:r>
+      <w:r>
+        <w:rPr>
+          <w:rFonts w:ascii="Times New Roman" w:hAnsi="Times New Roman" w:eastAsia="Malgun Gothic"/>
+          <w:b w:val="0"/>
+          <w:i w:val="0"/>
+          <w:sz w:val="22"/>
+        </w:rPr>
+        <w:t>Поменьше, с краешку. Мне ещё одной рукой тарелку держать.</w:t>
+      </w:r>
+    </w:p>
+    <w:p>
+      <w:pPr>
+        <w:spacing w:before="0" w:after="110" w:line="300" w:lineRule="auto"/>
+      </w:pPr>
+      <w:r>
+        <w:rPr>
+          <w:rFonts w:ascii="Times New Roman" w:hAnsi="Times New Roman" w:eastAsia="Malgun Gothic"/>
+          <w:b/>
+          <w:i w:val="0"/>
+          <w:sz w:val="22"/>
+        </w:rPr>
+        <w:t xml:space="preserve">Гребенщиков: </w:t>
+      </w:r>
+      <w:r>
+        <w:rPr>
+          <w:rFonts w:ascii="Times New Roman" w:hAnsi="Times New Roman" w:eastAsia="Malgun Gothic"/>
+          <w:b w:val="0"/>
+          <w:i w:val="0"/>
+          <w:sz w:val="22"/>
+        </w:rPr>
+        <w:t>А мне — от души. Я сегодня не обедал.</w:t>
+      </w:r>
+    </w:p>
+    <w:p>
+      <w:pPr>
+        <w:spacing w:before="0" w:after="110" w:line="300" w:lineRule="auto"/>
+      </w:pPr>
+      <w:r>
+        <w:rPr>
+          <w:rFonts w:ascii="Times New Roman" w:hAnsi="Times New Roman" w:eastAsia="Malgun Gothic"/>
+          <w:b/>
+          <w:i w:val="0"/>
+          <w:sz w:val="22"/>
+        </w:rPr>
+        <w:t xml:space="preserve">Катя: </w:t>
+      </w:r>
+      <w:r>
+        <w:rPr>
+          <w:rFonts w:ascii="Times New Roman" w:hAnsi="Times New Roman" w:eastAsia="Malgun Gothic"/>
+          <w:b w:val="0"/>
+          <w:i w:val="0"/>
+          <w:sz w:val="22"/>
+        </w:rPr>
+        <w:t>Вы никогда не обедаете, а потом съедаете полторта.</w:t>
+      </w:r>
+    </w:p>
+    <w:p>
+      <w:pPr>
+        <w:spacing w:before="0" w:after="110" w:line="300" w:lineRule="auto"/>
+      </w:pPr>
+      <w:r>
+        <w:rPr>
+          <w:rFonts w:ascii="Times New Roman" w:hAnsi="Times New Roman" w:eastAsia="Malgun Gothic"/>
+          <w:b/>
+          <w:i w:val="0"/>
+          <w:sz w:val="22"/>
+        </w:rPr>
+        <w:t xml:space="preserve">Гребенщиков: </w:t>
+      </w:r>
+      <w:r>
+        <w:rPr>
+          <w:rFonts w:ascii="Times New Roman" w:hAnsi="Times New Roman" w:eastAsia="Malgun Gothic"/>
+          <w:b w:val="0"/>
+          <w:i w:val="0"/>
+          <w:sz w:val="22"/>
+        </w:rPr>
+        <w:t xml:space="preserve">Я восполняю. </w:t>
+      </w:r>
+      <w:r>
+        <w:rPr>
+          <w:rFonts w:ascii="Times New Roman" w:hAnsi="Times New Roman" w:eastAsia="Malgun Gothic"/>
+          <w:b w:val="0"/>
+          <w:i/>
+          <w:color w:val="555555"/>
+          <w:sz w:val="22"/>
+        </w:rPr>
+        <w:t>(кофемашина начинает гудеть)</w:t>
+      </w:r>
+      <w:r>
+        <w:rPr>
+          <w:rFonts w:ascii="Times New Roman" w:hAnsi="Times New Roman" w:eastAsia="Malgun Gothic"/>
+          <w:b w:val="0"/>
+          <w:i w:val="0"/>
+          <w:sz w:val="22"/>
+        </w:rPr>
+        <w:t xml:space="preserve"> О, ожила! Кому кофе?</w:t>
+      </w:r>
+    </w:p>
+    <w:p>
+      <w:pPr>
+        <w:spacing w:before="0" w:after="110" w:line="300" w:lineRule="auto"/>
+      </w:pPr>
+      <w:r>
+        <w:rPr>
+          <w:rFonts w:ascii="Times New Roman" w:hAnsi="Times New Roman" w:eastAsia="Malgun Gothic"/>
+          <w:b/>
+          <w:i w:val="0"/>
+          <w:sz w:val="22"/>
+        </w:rPr>
+        <w:t xml:space="preserve">Эльвира Аркадьевна: </w:t>
+      </w:r>
+      <w:r>
+        <w:rPr>
+          <w:rFonts w:ascii="Times New Roman" w:hAnsi="Times New Roman" w:eastAsia="Malgun Gothic"/>
+          <w:b w:val="0"/>
+          <w:i w:val="0"/>
+          <w:sz w:val="22"/>
+        </w:rPr>
+        <w:t>Мне с молоком, без сахара. Если молоко не скисло.</w:t>
+      </w:r>
+    </w:p>
+    <w:p>
+      <w:pPr>
+        <w:spacing w:before="0" w:after="110" w:line="300" w:lineRule="auto"/>
+      </w:pPr>
+      <w:r>
+        <w:rPr>
+          <w:rFonts w:ascii="Times New Roman" w:hAnsi="Times New Roman" w:eastAsia="Malgun Gothic"/>
+          <w:b w:val="0"/>
+          <w:i/>
+          <w:color w:val="555555"/>
+          <w:sz w:val="22"/>
+        </w:rPr>
+        <w:t>(Дверь кабинета открывается, выходит Лёша.)</w:t>
+      </w:r>
+    </w:p>
+    <w:p>
+      <w:pPr>
+        <w:spacing w:before="0" w:after="110" w:line="300" w:lineRule="auto"/>
+      </w:pPr>
+      <w:r>
+        <w:rPr>
+          <w:rFonts w:ascii="Times New Roman" w:hAnsi="Times New Roman" w:eastAsia="Malgun Gothic"/>
+          <w:b/>
+          <w:i w:val="0"/>
+          <w:sz w:val="22"/>
+        </w:rPr>
+        <w:t xml:space="preserve">Лёша: </w:t>
+      </w:r>
+      <w:r>
+        <w:rPr>
+          <w:rFonts w:ascii="Times New Roman" w:hAnsi="Times New Roman" w:eastAsia="Malgun Gothic"/>
+          <w:b w:val="0"/>
+          <w:i w:val="0"/>
+          <w:sz w:val="22"/>
+        </w:rPr>
+        <w:t>Что за шум, а драки нет?</w:t>
+      </w:r>
+    </w:p>
+    <w:p>
+      <w:pPr>
+        <w:spacing w:before="0" w:after="110" w:line="300" w:lineRule="auto"/>
+      </w:pPr>
+      <w:r>
+        <w:rPr>
+          <w:rFonts w:ascii="Times New Roman" w:hAnsi="Times New Roman" w:eastAsia="Malgun Gothic"/>
+          <w:b/>
+          <w:i w:val="0"/>
+          <w:sz w:val="22"/>
+        </w:rPr>
+        <w:t xml:space="preserve">Катя: </w:t>
+      </w:r>
+      <w:r>
+        <w:rPr>
+          <w:rFonts w:ascii="Times New Roman" w:hAnsi="Times New Roman" w:eastAsia="Malgun Gothic"/>
+          <w:b w:val="0"/>
+          <w:i w:val="0"/>
+          <w:sz w:val="22"/>
+        </w:rPr>
+        <w:t>Алексей Николаевич, у Эльвиры Аркадьевны день рождения.</w:t>
+      </w:r>
+    </w:p>
+    <w:p>
+      <w:pPr>
+        <w:spacing w:before="0" w:after="110" w:line="300" w:lineRule="auto"/>
+      </w:pPr>
+      <w:r>
+        <w:rPr>
+          <w:rFonts w:ascii="Times New Roman" w:hAnsi="Times New Roman" w:eastAsia="Malgun Gothic"/>
+          <w:b/>
+          <w:i w:val="0"/>
+          <w:sz w:val="22"/>
+        </w:rPr>
+        <w:t xml:space="preserve">Лёша: </w:t>
+      </w:r>
+      <w:r>
+        <w:rPr>
+          <w:rFonts w:ascii="Times New Roman" w:hAnsi="Times New Roman" w:eastAsia="Malgun Gothic"/>
+          <w:b w:val="0"/>
+          <w:i w:val="0"/>
+          <w:sz w:val="22"/>
+        </w:rPr>
+        <w:t>Серьёзно? А почему я узнаю последним? Поздравляю, Эльвира Аркадьевна. Здоровья вам — и чтобы в этой приёмной вас дёргали поменьше. Хотя это, боюсь, не в моей власти.</w:t>
+      </w:r>
+    </w:p>
+    <w:p>
+      <w:pPr>
+        <w:spacing w:before="0" w:after="110" w:line="300" w:lineRule="auto"/>
+      </w:pPr>
+      <w:r>
+        <w:rPr>
+          <w:rFonts w:ascii="Times New Roman" w:hAnsi="Times New Roman" w:eastAsia="Malgun Gothic"/>
+          <w:b/>
+          <w:i w:val="0"/>
+          <w:sz w:val="22"/>
+        </w:rPr>
+        <w:t xml:space="preserve">Эльвира Аркадьевна: </w:t>
+      </w:r>
+      <w:r>
+        <w:rPr>
+          <w:rFonts w:ascii="Times New Roman" w:hAnsi="Times New Roman" w:eastAsia="Malgun Gothic"/>
+          <w:b w:val="0"/>
+          <w:i/>
+          <w:color w:val="555555"/>
+          <w:sz w:val="22"/>
+        </w:rPr>
+        <w:t>(смеясь)</w:t>
+      </w:r>
+      <w:r>
+        <w:rPr>
+          <w:rFonts w:ascii="Times New Roman" w:hAnsi="Times New Roman" w:eastAsia="Malgun Gothic"/>
+          <w:b w:val="0"/>
+          <w:i w:val="0"/>
+          <w:sz w:val="22"/>
+        </w:rPr>
+        <w:t xml:space="preserve"> Вот уж точно. Торта возьмёте кусочек?</w:t>
+      </w:r>
+    </w:p>
+    <w:p>
+      <w:pPr>
+        <w:spacing w:before="0" w:after="110" w:line="300" w:lineRule="auto"/>
+      </w:pPr>
+      <w:r>
+        <w:rPr>
+          <w:rFonts w:ascii="Times New Roman" w:hAnsi="Times New Roman" w:eastAsia="Malgun Gothic"/>
+          <w:b/>
+          <w:i w:val="0"/>
+          <w:sz w:val="22"/>
+        </w:rPr>
+        <w:t xml:space="preserve">Лёша: </w:t>
+      </w:r>
+      <w:r>
+        <w:rPr>
+          <w:rFonts w:ascii="Times New Roman" w:hAnsi="Times New Roman" w:eastAsia="Malgun Gothic"/>
+          <w:b w:val="0"/>
+          <w:i w:val="0"/>
+          <w:sz w:val="22"/>
+        </w:rPr>
+        <w:t xml:space="preserve">Только маленький — мне ещё бумаги читать. </w:t>
+      </w:r>
+      <w:r>
+        <w:rPr>
+          <w:rFonts w:ascii="Times New Roman" w:hAnsi="Times New Roman" w:eastAsia="Malgun Gothic"/>
+          <w:b w:val="0"/>
+          <w:i/>
+          <w:color w:val="555555"/>
+          <w:sz w:val="22"/>
+        </w:rPr>
+        <w:t>(пробует)</w:t>
+      </w:r>
+      <w:r>
+        <w:rPr>
+          <w:rFonts w:ascii="Times New Roman" w:hAnsi="Times New Roman" w:eastAsia="Malgun Gothic"/>
+          <w:b w:val="0"/>
+          <w:i w:val="0"/>
+          <w:sz w:val="22"/>
+        </w:rPr>
+        <w:t xml:space="preserve"> М-м. Катя, вы опасный человек.</w:t>
+      </w:r>
+    </w:p>
+    <w:p>
+      <w:pPr>
+        <w:spacing w:before="0" w:after="110" w:line="300" w:lineRule="auto"/>
+      </w:pPr>
+      <w:r>
+        <w:rPr>
+          <w:rFonts w:ascii="Times New Roman" w:hAnsi="Times New Roman" w:eastAsia="Malgun Gothic"/>
+          <w:b/>
+          <w:i w:val="0"/>
+          <w:sz w:val="22"/>
+        </w:rPr>
+        <w:t xml:space="preserve">Гребенщиков: </w:t>
+      </w:r>
+      <w:r>
+        <w:rPr>
+          <w:rFonts w:ascii="Times New Roman" w:hAnsi="Times New Roman" w:eastAsia="Malgun Gothic"/>
+          <w:b w:val="0"/>
+          <w:i w:val="0"/>
+          <w:sz w:val="22"/>
+        </w:rPr>
+        <w:t>Кофе, Алексей Николаевич?</w:t>
+      </w:r>
+    </w:p>
+    <w:p>
+      <w:pPr>
+        <w:spacing w:before="0" w:after="110" w:line="300" w:lineRule="auto"/>
+      </w:pPr>
+      <w:r>
+        <w:rPr>
+          <w:rFonts w:ascii="Times New Roman" w:hAnsi="Times New Roman" w:eastAsia="Malgun Gothic"/>
+          <w:b/>
+          <w:i w:val="0"/>
+          <w:sz w:val="22"/>
+        </w:rPr>
+        <w:t xml:space="preserve">Лёша: </w:t>
+      </w:r>
+      <w:r>
+        <w:rPr>
+          <w:rFonts w:ascii="Times New Roman" w:hAnsi="Times New Roman" w:eastAsia="Malgun Gothic"/>
+          <w:b w:val="0"/>
+          <w:i w:val="0"/>
+          <w:sz w:val="22"/>
+        </w:rPr>
+        <w:t>Нет, спасибо. Вечером не пью — потом не усну.</w:t>
+      </w:r>
+    </w:p>
+    <w:p>
+      <w:pPr>
+        <w:spacing w:before="0" w:after="110" w:line="300" w:lineRule="auto"/>
+      </w:pPr>
+      <w:r>
+        <w:rPr>
+          <w:rFonts w:ascii="Times New Roman" w:hAnsi="Times New Roman" w:eastAsia="Malgun Gothic"/>
+          <w:b/>
+          <w:i w:val="0"/>
+          <w:sz w:val="22"/>
+        </w:rPr>
+        <w:t xml:space="preserve">Гребенщиков: </w:t>
+      </w:r>
+      <w:r>
+        <w:rPr>
+          <w:rFonts w:ascii="Times New Roman" w:hAnsi="Times New Roman" w:eastAsia="Malgun Gothic"/>
+          <w:b w:val="0"/>
+          <w:i w:val="0"/>
+          <w:sz w:val="22"/>
+        </w:rPr>
+        <w:t>А я пью — и всё равно не сплю. Так что мне терять нечего.</w:t>
+      </w:r>
+    </w:p>
+    <w:p>
+      <w:pPr>
+        <w:spacing w:before="0" w:after="110" w:line="300" w:lineRule="auto"/>
+      </w:pPr>
+      <w:r>
+        <w:rPr>
+          <w:rFonts w:ascii="Times New Roman" w:hAnsi="Times New Roman" w:eastAsia="Malgun Gothic"/>
+          <w:b/>
+          <w:i w:val="0"/>
+          <w:sz w:val="22"/>
+        </w:rPr>
+        <w:t xml:space="preserve">Эльвира Аркадьевна: </w:t>
+      </w:r>
+      <w:r>
+        <w:rPr>
+          <w:rFonts w:ascii="Times New Roman" w:hAnsi="Times New Roman" w:eastAsia="Malgun Gothic"/>
+          <w:b w:val="0"/>
+          <w:i w:val="0"/>
+          <w:sz w:val="22"/>
+        </w:rPr>
+        <w:t>Ну, спасибо вам, дорогие мои. Растрогали. Не знаю, чем и отблагодарить.</w:t>
+      </w:r>
+    </w:p>
+    <w:p>
+      <w:pPr>
+        <w:spacing w:before="0" w:after="110" w:line="300" w:lineRule="auto"/>
+      </w:pPr>
+      <w:r>
+        <w:rPr>
+          <w:rFonts w:ascii="Times New Roman" w:hAnsi="Times New Roman" w:eastAsia="Malgun Gothic"/>
+          <w:b/>
+          <w:i w:val="0"/>
+          <w:sz w:val="22"/>
+        </w:rPr>
+        <w:t xml:space="preserve">Ирина: </w:t>
+      </w:r>
+      <w:r>
+        <w:rPr>
+          <w:rFonts w:ascii="Times New Roman" w:hAnsi="Times New Roman" w:eastAsia="Malgun Gothic"/>
+          <w:b w:val="0"/>
+          <w:i w:val="0"/>
+          <w:sz w:val="22"/>
+        </w:rPr>
+        <w:t>Оставайтесь с нами, Эльвира Аркадьевна. Этого достаточно.</w:t>
+      </w:r>
+    </w:p>
+    <w:p>
+      <w:pPr>
+        <w:spacing w:before="0" w:after="110" w:line="300" w:lineRule="auto"/>
+      </w:pPr>
+      <w:r>
+        <w:rPr>
+          <w:rFonts w:ascii="Times New Roman" w:hAnsi="Times New Roman" w:eastAsia="Malgun Gothic"/>
+          <w:b/>
+          <w:i w:val="0"/>
+          <w:sz w:val="22"/>
+        </w:rPr>
+        <w:t xml:space="preserve">Эльвира Аркадьевна: </w:t>
+      </w:r>
+      <w:r>
+        <w:rPr>
+          <w:rFonts w:ascii="Times New Roman" w:hAnsi="Times New Roman" w:eastAsia="Malgun Gothic"/>
+          <w:b w:val="0"/>
+          <w:i w:val="0"/>
+          <w:sz w:val="22"/>
+        </w:rPr>
+        <w:t>Да куда ж я от вас денусь.</w:t>
+      </w:r>
+    </w:p>
+    <w:p>
+      <w:pPr>
         <w:keepNext/>
         <w:spacing w:before="320" w:after="140"/>
       </w:pPr>
@@ -3322,11 +3276,1203 @@
           <w:color w:val="1F3864"/>
           <w:sz w:val="26"/>
         </w:rPr>
-        <w:t>핵심 문학 인용</w:t>
+        <w:t>장면 8 — 팀의 자기 성찰</w:t>
       </w:r>
     </w:p>
     <w:p>
       <w:pPr>
+        <w:spacing w:before="0" w:after="110" w:line="300" w:lineRule="auto"/>
+      </w:pPr>
+      <w:r>
+        <w:rPr>
+          <w:rFonts w:ascii="Times New Roman" w:hAnsi="Times New Roman" w:eastAsia="Malgun Gothic"/>
+          <w:b/>
+          <w:i w:val="0"/>
+          <w:sz w:val="22"/>
+        </w:rPr>
+        <w:t xml:space="preserve">Кирилл: </w:t>
+      </w:r>
+      <w:r>
+        <w:rPr>
+          <w:rFonts w:ascii="Times New Roman" w:hAnsi="Times New Roman" w:eastAsia="Malgun Gothic"/>
+          <w:b w:val="0"/>
+          <w:i w:val="0"/>
+          <w:sz w:val="22"/>
+        </w:rPr>
+        <w:t>Второй срок. Тяжелее первого?</w:t>
+      </w:r>
+    </w:p>
+    <w:p>
+      <w:pPr>
+        <w:spacing w:before="0" w:after="110" w:line="300" w:lineRule="auto"/>
+      </w:pPr>
+      <w:r>
+        <w:rPr>
+          <w:rFonts w:ascii="Times New Roman" w:hAnsi="Times New Roman" w:eastAsia="Malgun Gothic"/>
+          <w:b/>
+          <w:i w:val="0"/>
+          <w:sz w:val="22"/>
+        </w:rPr>
+        <w:t xml:space="preserve">Настя: </w:t>
+      </w:r>
+      <w:r>
+        <w:rPr>
+          <w:rFonts w:ascii="Times New Roman" w:hAnsi="Times New Roman" w:eastAsia="Malgun Gothic"/>
+          <w:b w:val="0"/>
+          <w:i w:val="0"/>
+          <w:sz w:val="22"/>
+        </w:rPr>
+        <w:t>Определённо.</w:t>
+      </w:r>
+    </w:p>
+    <w:p>
+      <w:pPr>
+        <w:spacing w:before="0" w:after="110" w:line="300" w:lineRule="auto"/>
+      </w:pPr>
+      <w:r>
+        <w:rPr>
+          <w:rFonts w:ascii="Times New Roman" w:hAnsi="Times New Roman" w:eastAsia="Malgun Gothic"/>
+          <w:b/>
+          <w:i w:val="0"/>
+          <w:sz w:val="22"/>
+        </w:rPr>
+        <w:t xml:space="preserve">Кирилл: </w:t>
+      </w:r>
+      <w:r>
+        <w:rPr>
+          <w:rFonts w:ascii="Times New Roman" w:hAnsi="Times New Roman" w:eastAsia="Malgun Gothic"/>
+          <w:b w:val="0"/>
+          <w:i w:val="0"/>
+          <w:sz w:val="22"/>
+        </w:rPr>
+        <w:t>Почему, думаешь?</w:t>
+      </w:r>
+    </w:p>
+    <w:p>
+      <w:pPr>
+        <w:spacing w:before="0" w:after="110" w:line="300" w:lineRule="auto"/>
+      </w:pPr>
+      <w:r>
+        <w:rPr>
+          <w:rFonts w:ascii="Times New Roman" w:hAnsi="Times New Roman" w:eastAsia="Malgun Gothic"/>
+          <w:b/>
+          <w:i w:val="0"/>
+          <w:sz w:val="22"/>
+        </w:rPr>
+        <w:t xml:space="preserve">Настя: </w:t>
+      </w:r>
+      <w:r>
+        <w:rPr>
+          <w:rFonts w:ascii="Times New Roman" w:hAnsi="Times New Roman" w:eastAsia="Malgun Gothic"/>
+          <w:b w:val="0"/>
+          <w:i w:val="0"/>
+          <w:sz w:val="22"/>
+        </w:rPr>
+        <w:t>Потому что в первый раз мы не знали, чего бояться. Теперь знаем слишком хорошо.</w:t>
+      </w:r>
+    </w:p>
+    <w:p>
+      <w:pPr>
+        <w:spacing w:before="0" w:after="110" w:line="300" w:lineRule="auto"/>
+      </w:pPr>
+      <w:r>
+        <w:rPr>
+          <w:rFonts w:ascii="Times New Roman" w:hAnsi="Times New Roman" w:eastAsia="Malgun Gothic"/>
+          <w:b/>
+          <w:i w:val="0"/>
+          <w:sz w:val="22"/>
+        </w:rPr>
+        <w:t xml:space="preserve">Кирилл: </w:t>
+      </w:r>
+      <w:r>
+        <w:rPr>
+          <w:rFonts w:ascii="Times New Roman" w:hAnsi="Times New Roman" w:eastAsia="Malgun Gothic"/>
+          <w:b w:val="0"/>
+          <w:i w:val="0"/>
+          <w:sz w:val="22"/>
+        </w:rPr>
+        <w:t>Циничный ответ.</w:t>
+      </w:r>
+    </w:p>
+    <w:p>
+      <w:pPr>
+        <w:spacing w:before="0" w:after="110" w:line="300" w:lineRule="auto"/>
+      </w:pPr>
+      <w:r>
+        <w:rPr>
+          <w:rFonts w:ascii="Times New Roman" w:hAnsi="Times New Roman" w:eastAsia="Malgun Gothic"/>
+          <w:b/>
+          <w:i w:val="0"/>
+          <w:sz w:val="22"/>
+        </w:rPr>
+        <w:t xml:space="preserve">Настя: </w:t>
+      </w:r>
+      <w:r>
+        <w:rPr>
+          <w:rFonts w:ascii="Times New Roman" w:hAnsi="Times New Roman" w:eastAsia="Malgun Gothic"/>
+          <w:b w:val="0"/>
+          <w:i w:val="0"/>
+          <w:sz w:val="22"/>
+        </w:rPr>
+        <w:t>Реалистичный ответ.</w:t>
+      </w:r>
+    </w:p>
+    <w:p>
+      <w:pPr>
+        <w:spacing w:before="0" w:after="110" w:line="300" w:lineRule="auto"/>
+      </w:pPr>
+      <w:r>
+        <w:rPr>
+          <w:rFonts w:ascii="Times New Roman" w:hAnsi="Times New Roman" w:eastAsia="Malgun Gothic"/>
+          <w:b/>
+          <w:i w:val="0"/>
+          <w:sz w:val="22"/>
+        </w:rPr>
+        <w:t xml:space="preserve">Кирилл: </w:t>
+      </w:r>
+      <w:r>
+        <w:rPr>
+          <w:rFonts w:ascii="Times New Roman" w:hAnsi="Times New Roman" w:eastAsia="Malgun Gothic"/>
+          <w:b w:val="0"/>
+          <w:i w:val="0"/>
+          <w:sz w:val="22"/>
+        </w:rPr>
+        <w:t>Есть разница?</w:t>
+      </w:r>
+    </w:p>
+    <w:p>
+      <w:pPr>
+        <w:spacing w:before="0" w:after="110" w:line="300" w:lineRule="auto"/>
+      </w:pPr>
+      <w:r>
+        <w:rPr>
+          <w:rFonts w:ascii="Times New Roman" w:hAnsi="Times New Roman" w:eastAsia="Malgun Gothic"/>
+          <w:b/>
+          <w:i w:val="0"/>
+          <w:sz w:val="22"/>
+        </w:rPr>
+        <w:t xml:space="preserve">Настя: </w:t>
+      </w:r>
+      <w:r>
+        <w:rPr>
+          <w:rFonts w:ascii="Times New Roman" w:hAnsi="Times New Roman" w:eastAsia="Malgun Gothic"/>
+          <w:b w:val="0"/>
+          <w:i w:val="0"/>
+          <w:sz w:val="22"/>
+        </w:rPr>
+        <w:t>Иногда нет.</w:t>
+      </w:r>
+    </w:p>
+    <w:p>
+      <w:pPr>
+        <w:spacing w:before="0" w:after="110" w:line="300" w:lineRule="auto"/>
+      </w:pPr>
+      <w:r>
+        <w:rPr>
+          <w:rFonts w:ascii="Times New Roman" w:hAnsi="Times New Roman" w:eastAsia="Malgun Gothic"/>
+          <w:b/>
+          <w:i w:val="0"/>
+          <w:sz w:val="22"/>
+        </w:rPr>
+        <w:t xml:space="preserve">Вениамин: </w:t>
+      </w:r>
+      <w:r>
+        <w:rPr>
+          <w:rFonts w:ascii="Times New Roman" w:hAnsi="Times New Roman" w:eastAsia="Malgun Gothic"/>
+          <w:b w:val="0"/>
+          <w:i/>
+          <w:color w:val="555555"/>
+          <w:sz w:val="22"/>
+        </w:rPr>
+        <w:t>(подходя)</w:t>
+      </w:r>
+      <w:r>
+        <w:rPr>
+          <w:rFonts w:ascii="Times New Roman" w:hAnsi="Times New Roman" w:eastAsia="Malgun Gothic"/>
+          <w:b w:val="0"/>
+          <w:i w:val="0"/>
+          <w:sz w:val="22"/>
+        </w:rPr>
+        <w:t xml:space="preserve"> О чём спорите?</w:t>
+      </w:r>
+    </w:p>
+    <w:p>
+      <w:pPr>
+        <w:spacing w:before="0" w:after="110" w:line="300" w:lineRule="auto"/>
+      </w:pPr>
+      <w:r>
+        <w:rPr>
+          <w:rFonts w:ascii="Times New Roman" w:hAnsi="Times New Roman" w:eastAsia="Malgun Gothic"/>
+          <w:b/>
+          <w:i w:val="0"/>
+          <w:sz w:val="22"/>
+        </w:rPr>
+        <w:t xml:space="preserve">Настя: </w:t>
+      </w:r>
+      <w:r>
+        <w:rPr>
+          <w:rFonts w:ascii="Times New Roman" w:hAnsi="Times New Roman" w:eastAsia="Malgun Gothic"/>
+          <w:b w:val="0"/>
+          <w:i w:val="0"/>
+          <w:sz w:val="22"/>
+        </w:rPr>
+        <w:t>О философии второго срока, Вениамин Олегович.</w:t>
+      </w:r>
+    </w:p>
+    <w:p>
+      <w:pPr>
+        <w:spacing w:before="0" w:after="110" w:line="300" w:lineRule="auto"/>
+      </w:pPr>
+      <w:r>
+        <w:rPr>
+          <w:rFonts w:ascii="Times New Roman" w:hAnsi="Times New Roman" w:eastAsia="Malgun Gothic"/>
+          <w:b/>
+          <w:i w:val="0"/>
+          <w:sz w:val="22"/>
+        </w:rPr>
+        <w:t xml:space="preserve">Вениамин: </w:t>
+      </w:r>
+      <w:r>
+        <w:rPr>
+          <w:rFonts w:ascii="Times New Roman" w:hAnsi="Times New Roman" w:eastAsia="Malgun Gothic"/>
+          <w:b w:val="0"/>
+          <w:i w:val="0"/>
+          <w:sz w:val="22"/>
+        </w:rPr>
+        <w:t>Звучит утомительно.</w:t>
+      </w:r>
+    </w:p>
+    <w:p>
+      <w:pPr>
+        <w:spacing w:before="0" w:after="110" w:line="300" w:lineRule="auto"/>
+      </w:pPr>
+      <w:r>
+        <w:rPr>
+          <w:rFonts w:ascii="Times New Roman" w:hAnsi="Times New Roman" w:eastAsia="Malgun Gothic"/>
+          <w:b/>
+          <w:i w:val="0"/>
+          <w:sz w:val="22"/>
+        </w:rPr>
+        <w:t xml:space="preserve">Кирилл: </w:t>
+      </w:r>
+      <w:r>
+        <w:rPr>
+          <w:rFonts w:ascii="Times New Roman" w:hAnsi="Times New Roman" w:eastAsia="Malgun Gothic"/>
+          <w:b w:val="0"/>
+          <w:i w:val="0"/>
+          <w:sz w:val="22"/>
+        </w:rPr>
+        <w:t>Так и есть.</w:t>
+      </w:r>
+    </w:p>
+    <w:p>
+      <w:pPr>
+        <w:spacing w:before="0" w:after="110" w:line="300" w:lineRule="auto"/>
+      </w:pPr>
+      <w:r>
+        <w:rPr>
+          <w:rFonts w:ascii="Times New Roman" w:hAnsi="Times New Roman" w:eastAsia="Malgun Gothic"/>
+          <w:b/>
+          <w:i w:val="0"/>
+          <w:sz w:val="22"/>
+        </w:rPr>
+        <w:t xml:space="preserve">Вениамин: </w:t>
+      </w:r>
+      <w:r>
+        <w:rPr>
+          <w:rFonts w:ascii="Times New Roman" w:hAnsi="Times New Roman" w:eastAsia="Malgun Gothic"/>
+          <w:b w:val="0"/>
+          <w:i w:val="0"/>
+          <w:sz w:val="22"/>
+        </w:rPr>
+        <w:t>Если позволите, у меня есть объяснение попроще. В первый раз мы работали на человека, в которого верили. Теперь — на человека, за которого боимся.</w:t>
+      </w:r>
+    </w:p>
+    <w:p>
+      <w:pPr>
+        <w:spacing w:before="0" w:after="110" w:line="300" w:lineRule="auto"/>
+      </w:pPr>
+      <w:r>
+        <w:rPr>
+          <w:rFonts w:ascii="Times New Roman" w:hAnsi="Times New Roman" w:eastAsia="Malgun Gothic"/>
+          <w:b/>
+          <w:i w:val="0"/>
+          <w:sz w:val="22"/>
+        </w:rPr>
+        <w:t xml:space="preserve">Настя: </w:t>
+      </w:r>
+      <w:r>
+        <w:rPr>
+          <w:rFonts w:ascii="Times New Roman" w:hAnsi="Times New Roman" w:eastAsia="Malgun Gothic"/>
+          <w:b w:val="0"/>
+          <w:i/>
+          <w:color w:val="555555"/>
+          <w:sz w:val="22"/>
+        </w:rPr>
+        <w:t>(после паузы)</w:t>
+      </w:r>
+      <w:r>
+        <w:rPr>
+          <w:rFonts w:ascii="Times New Roman" w:hAnsi="Times New Roman" w:eastAsia="Malgun Gothic"/>
+          <w:b w:val="0"/>
+          <w:i w:val="0"/>
+          <w:sz w:val="22"/>
+        </w:rPr>
+        <w:t xml:space="preserve"> Вениамин Олегович, вы испортили нам спор.</w:t>
+      </w:r>
+    </w:p>
+    <w:p>
+      <w:pPr>
+        <w:spacing w:before="0" w:after="110" w:line="300" w:lineRule="auto"/>
+      </w:pPr>
+      <w:r>
+        <w:rPr>
+          <w:rFonts w:ascii="Times New Roman" w:hAnsi="Times New Roman" w:eastAsia="Malgun Gothic"/>
+          <w:b/>
+          <w:i w:val="0"/>
+          <w:sz w:val="22"/>
+        </w:rPr>
+        <w:t xml:space="preserve">Вениамин: </w:t>
+      </w:r>
+      <w:r>
+        <w:rPr>
+          <w:rFonts w:ascii="Times New Roman" w:hAnsi="Times New Roman" w:eastAsia="Malgun Gothic"/>
+          <w:b w:val="0"/>
+          <w:i w:val="0"/>
+          <w:sz w:val="22"/>
+        </w:rPr>
+        <w:t>Изольда Тимофеевна сказала бы, что я просто закрыл его досрочно.</w:t>
+      </w:r>
+    </w:p>
+    <w:p>
+      <w:pPr>
+        <w:keepNext/>
+        <w:spacing w:before="320" w:after="140"/>
+      </w:pPr>
+      <w:r>
+        <w:rPr>
+          <w:rFonts w:ascii="Times New Roman" w:hAnsi="Times New Roman" w:eastAsia="Malgun Gothic"/>
+          <w:b/>
+          <w:i w:val="0"/>
+          <w:color w:val="1F3864"/>
+          <w:sz w:val="26"/>
+        </w:rPr>
+        <w:t>장면 9 — 언론과 여론</w:t>
+      </w:r>
+    </w:p>
+    <w:p>
+      <w:pPr>
+        <w:spacing w:before="0" w:after="110" w:line="300" w:lineRule="auto"/>
+      </w:pPr>
+      <w:r>
+        <w:rPr>
+          <w:rFonts w:ascii="Times New Roman" w:hAnsi="Times New Roman" w:eastAsia="Malgun Gothic"/>
+          <w:b/>
+          <w:i w:val="0"/>
+          <w:sz w:val="22"/>
+        </w:rPr>
+        <w:t xml:space="preserve">Диктор: </w:t>
+      </w:r>
+      <w:r>
+        <w:rPr>
+          <w:rFonts w:ascii="Times New Roman" w:hAnsi="Times New Roman" w:eastAsia="Malgun Gothic"/>
+          <w:b w:val="0"/>
+          <w:i w:val="0"/>
+          <w:sz w:val="22"/>
+        </w:rPr>
+        <w:t>Президент Орлов начинает второй срок в условиях экономической нестабильности и напряжённости на границе…</w:t>
+      </w:r>
+    </w:p>
+    <w:p>
+      <w:pPr>
+        <w:spacing w:before="0" w:after="110" w:line="300" w:lineRule="auto"/>
+      </w:pPr>
+      <w:r>
+        <w:rPr>
+          <w:rFonts w:ascii="Times New Roman" w:hAnsi="Times New Roman" w:eastAsia="Malgun Gothic"/>
+          <w:b/>
+          <w:i w:val="0"/>
+          <w:sz w:val="22"/>
+        </w:rPr>
+        <w:t xml:space="preserve">Аналитик: </w:t>
+      </w:r>
+      <w:r>
+        <w:rPr>
+          <w:rFonts w:ascii="Times New Roman" w:hAnsi="Times New Roman" w:eastAsia="Malgun Gothic"/>
+          <w:b w:val="0"/>
+          <w:i w:val="0"/>
+          <w:sz w:val="22"/>
+        </w:rPr>
+        <w:t>Рейтинг доверия остаётся высоким, но появляются первые признаки усталости общества от постоянных кризисов.</w:t>
+      </w:r>
+    </w:p>
+    <w:p>
+      <w:pPr>
+        <w:spacing w:before="0" w:after="110" w:line="300" w:lineRule="auto"/>
+      </w:pPr>
+      <w:r>
+        <w:rPr>
+          <w:rFonts w:ascii="Times New Roman" w:hAnsi="Times New Roman" w:eastAsia="Malgun Gothic"/>
+          <w:b/>
+          <w:i w:val="0"/>
+          <w:sz w:val="22"/>
+        </w:rPr>
+        <w:t xml:space="preserve">Гребенщиков: </w:t>
+      </w:r>
+      <w:r>
+        <w:rPr>
+          <w:rFonts w:ascii="Times New Roman" w:hAnsi="Times New Roman" w:eastAsia="Malgun Gothic"/>
+          <w:b w:val="0"/>
+          <w:i/>
+          <w:color w:val="555555"/>
+          <w:sz w:val="22"/>
+        </w:rPr>
+        <w:t>(Лёше, выключая телевизор)</w:t>
+      </w:r>
+      <w:r>
+        <w:rPr>
+          <w:rFonts w:ascii="Times New Roman" w:hAnsi="Times New Roman" w:eastAsia="Malgun Gothic"/>
+          <w:b w:val="0"/>
+          <w:i w:val="0"/>
+          <w:sz w:val="22"/>
+        </w:rPr>
+        <w:t xml:space="preserve"> Люди начинают уставать, Алексей Николаевич. Не от вас лично — от самого состояния постоянной тревоги.</w:t>
+      </w:r>
+    </w:p>
+    <w:p>
+      <w:pPr>
+        <w:spacing w:before="0" w:after="110" w:line="300" w:lineRule="auto"/>
+      </w:pPr>
+      <w:r>
+        <w:rPr>
+          <w:rFonts w:ascii="Times New Roman" w:hAnsi="Times New Roman" w:eastAsia="Malgun Gothic"/>
+          <w:b/>
+          <w:i w:val="0"/>
+          <w:sz w:val="22"/>
+        </w:rPr>
+        <w:t xml:space="preserve">Лёша: </w:t>
+      </w:r>
+      <w:r>
+        <w:rPr>
+          <w:rFonts w:ascii="Times New Roman" w:hAnsi="Times New Roman" w:eastAsia="Malgun Gothic"/>
+          <w:b w:val="0"/>
+          <w:i w:val="0"/>
+          <w:sz w:val="22"/>
+        </w:rPr>
+        <w:t>Понимаю их. Сам устал от этого состояния.</w:t>
+      </w:r>
+    </w:p>
+    <w:p>
+      <w:pPr>
+        <w:spacing w:before="0" w:after="110" w:line="300" w:lineRule="auto"/>
+      </w:pPr>
+      <w:r>
+        <w:rPr>
+          <w:rFonts w:ascii="Times New Roman" w:hAnsi="Times New Roman" w:eastAsia="Malgun Gothic"/>
+          <w:b/>
+          <w:i w:val="0"/>
+          <w:sz w:val="22"/>
+        </w:rPr>
+        <w:t xml:space="preserve">Гребенщиков: </w:t>
+      </w:r>
+      <w:r>
+        <w:rPr>
+          <w:rFonts w:ascii="Times New Roman" w:hAnsi="Times New Roman" w:eastAsia="Malgun Gothic"/>
+          <w:b w:val="0"/>
+          <w:i w:val="0"/>
+          <w:sz w:val="22"/>
+        </w:rPr>
+        <w:t>Тогда, возможно, второй срок — это про то, чтобы наконец дать стране передышку, а не новую битву.</w:t>
+      </w:r>
+    </w:p>
+    <w:p>
+      <w:pPr>
+        <w:spacing w:before="0" w:after="110" w:line="300" w:lineRule="auto"/>
+      </w:pPr>
+      <w:r>
+        <w:rPr>
+          <w:rFonts w:ascii="Times New Roman" w:hAnsi="Times New Roman" w:eastAsia="Malgun Gothic"/>
+          <w:b/>
+          <w:i w:val="0"/>
+          <w:sz w:val="22"/>
+        </w:rPr>
+        <w:t xml:space="preserve">Лёша: </w:t>
+      </w:r>
+      <w:r>
+        <w:rPr>
+          <w:rFonts w:ascii="Times New Roman" w:hAnsi="Times New Roman" w:eastAsia="Malgun Gothic"/>
+          <w:b w:val="0"/>
+          <w:i w:val="0"/>
+          <w:sz w:val="22"/>
+        </w:rPr>
+        <w:t>Хотел бы я, чтобы это было так просто, Анатолий Викторович.</w:t>
+      </w:r>
+    </w:p>
+    <w:p>
+      <w:pPr>
+        <w:keepNext/>
+        <w:spacing w:before="320" w:after="140"/>
+      </w:pPr>
+      <w:r>
+        <w:rPr>
+          <w:rFonts w:ascii="Times New Roman" w:hAnsi="Times New Roman" w:eastAsia="Malgun Gothic"/>
+          <w:b/>
+          <w:i w:val="0"/>
+          <w:color w:val="1F3864"/>
+          <w:sz w:val="26"/>
+        </w:rPr>
+        <w:t>장면 10 — 어머니와의 순간</w:t>
+      </w:r>
+    </w:p>
+    <w:p>
+      <w:pPr>
+        <w:spacing w:before="0" w:after="110" w:line="300" w:lineRule="auto"/>
+      </w:pPr>
+      <w:r>
+        <w:rPr>
+          <w:rFonts w:ascii="Times New Roman" w:hAnsi="Times New Roman" w:eastAsia="Malgun Gothic"/>
+          <w:b/>
+          <w:i w:val="0"/>
+          <w:sz w:val="22"/>
+        </w:rPr>
+        <w:t xml:space="preserve">Анна: </w:t>
+      </w:r>
+      <w:r>
+        <w:rPr>
+          <w:rFonts w:ascii="Times New Roman" w:hAnsi="Times New Roman" w:eastAsia="Malgun Gothic"/>
+          <w:b w:val="0"/>
+          <w:i w:val="0"/>
+          <w:sz w:val="22"/>
+        </w:rPr>
+        <w:t>Лёша, выглядишь измотанным уже в первый месяц.</w:t>
+      </w:r>
+    </w:p>
+    <w:p>
+      <w:pPr>
+        <w:spacing w:before="0" w:after="110" w:line="300" w:lineRule="auto"/>
+      </w:pPr>
+      <w:r>
+        <w:rPr>
+          <w:rFonts w:ascii="Times New Roman" w:hAnsi="Times New Roman" w:eastAsia="Malgun Gothic"/>
+          <w:b/>
+          <w:i w:val="0"/>
+          <w:sz w:val="22"/>
+        </w:rPr>
+        <w:t xml:space="preserve">Лёша: </w:t>
+      </w:r>
+      <w:r>
+        <w:rPr>
+          <w:rFonts w:ascii="Times New Roman" w:hAnsi="Times New Roman" w:eastAsia="Malgun Gothic"/>
+          <w:b w:val="0"/>
+          <w:i w:val="0"/>
+          <w:sz w:val="22"/>
+        </w:rPr>
+        <w:t>Так и есть, мам.</w:t>
+      </w:r>
+    </w:p>
+    <w:p>
+      <w:pPr>
+        <w:spacing w:before="0" w:after="110" w:line="300" w:lineRule="auto"/>
+      </w:pPr>
+      <w:r>
+        <w:rPr>
+          <w:rFonts w:ascii="Times New Roman" w:hAnsi="Times New Roman" w:eastAsia="Malgun Gothic"/>
+          <w:b/>
+          <w:i w:val="0"/>
+          <w:sz w:val="22"/>
+        </w:rPr>
+        <w:t xml:space="preserve">Анна: </w:t>
+      </w:r>
+      <w:r>
+        <w:rPr>
+          <w:rFonts w:ascii="Times New Roman" w:hAnsi="Times New Roman" w:eastAsia="Malgun Gothic"/>
+          <w:b w:val="0"/>
+          <w:i w:val="0"/>
+          <w:sz w:val="22"/>
+        </w:rPr>
+        <w:t>Два года назад, в первый же месяц, ты говорил похожие слова. Помнишь?</w:t>
+      </w:r>
+    </w:p>
+    <w:p>
+      <w:pPr>
+        <w:spacing w:before="0" w:after="110" w:line="300" w:lineRule="auto"/>
+      </w:pPr>
+      <w:r>
+        <w:rPr>
+          <w:rFonts w:ascii="Times New Roman" w:hAnsi="Times New Roman" w:eastAsia="Malgun Gothic"/>
+          <w:b/>
+          <w:i w:val="0"/>
+          <w:sz w:val="22"/>
+        </w:rPr>
+        <w:t xml:space="preserve">Лёша: </w:t>
+      </w:r>
+      <w:r>
+        <w:rPr>
+          <w:rFonts w:ascii="Times New Roman" w:hAnsi="Times New Roman" w:eastAsia="Malgun Gothic"/>
+          <w:b w:val="0"/>
+          <w:i w:val="0"/>
+          <w:sz w:val="22"/>
+        </w:rPr>
+        <w:t>Помню.</w:t>
+      </w:r>
+    </w:p>
+    <w:p>
+      <w:pPr>
+        <w:spacing w:before="0" w:after="110" w:line="300" w:lineRule="auto"/>
+      </w:pPr>
+      <w:r>
+        <w:rPr>
+          <w:rFonts w:ascii="Times New Roman" w:hAnsi="Times New Roman" w:eastAsia="Malgun Gothic"/>
+          <w:b/>
+          <w:i w:val="0"/>
+          <w:sz w:val="22"/>
+        </w:rPr>
+        <w:t xml:space="preserve">Анна: </w:t>
+      </w:r>
+      <w:r>
+        <w:rPr>
+          <w:rFonts w:ascii="Times New Roman" w:hAnsi="Times New Roman" w:eastAsia="Malgun Gothic"/>
+          <w:b w:val="0"/>
+          <w:i w:val="0"/>
+          <w:sz w:val="22"/>
+        </w:rPr>
+        <w:t>И тогда справился. Справишься и теперь.</w:t>
+      </w:r>
+    </w:p>
+    <w:p>
+      <w:pPr>
+        <w:spacing w:before="0" w:after="110" w:line="300" w:lineRule="auto"/>
+      </w:pPr>
+      <w:r>
+        <w:rPr>
+          <w:rFonts w:ascii="Times New Roman" w:hAnsi="Times New Roman" w:eastAsia="Malgun Gothic"/>
+          <w:b/>
+          <w:i w:val="0"/>
+          <w:sz w:val="22"/>
+        </w:rPr>
+        <w:t xml:space="preserve">Лёша: </w:t>
+      </w:r>
+      <w:r>
+        <w:rPr>
+          <w:rFonts w:ascii="Times New Roman" w:hAnsi="Times New Roman" w:eastAsia="Malgun Gothic"/>
+          <w:b w:val="0"/>
+          <w:i/>
+          <w:color w:val="555555"/>
+          <w:sz w:val="22"/>
+        </w:rPr>
+        <w:t>(устало)</w:t>
+      </w:r>
+      <w:r>
+        <w:rPr>
+          <w:rFonts w:ascii="Times New Roman" w:hAnsi="Times New Roman" w:eastAsia="Malgun Gothic"/>
+          <w:b w:val="0"/>
+          <w:i w:val="0"/>
+          <w:sz w:val="22"/>
+        </w:rPr>
+        <w:t xml:space="preserve"> Знаешь, что я сегодня вспомнил? Пушкина. «Пора, мой друг, пора! покоя сердце просит». Раньше я не понимал, как можно так устать от жизни, которую сам выбрал.</w:t>
+      </w:r>
+    </w:p>
+    <w:p>
+      <w:pPr>
+        <w:spacing w:before="0" w:after="110" w:line="300" w:lineRule="auto"/>
+      </w:pPr>
+      <w:r>
+        <w:rPr>
+          <w:rFonts w:ascii="Times New Roman" w:hAnsi="Times New Roman" w:eastAsia="Malgun Gothic"/>
+          <w:b/>
+          <w:i w:val="0"/>
+          <w:sz w:val="22"/>
+        </w:rPr>
+        <w:t xml:space="preserve">Анна: </w:t>
+      </w:r>
+      <w:r>
+        <w:rPr>
+          <w:rFonts w:ascii="Times New Roman" w:hAnsi="Times New Roman" w:eastAsia="Malgun Gothic"/>
+          <w:b w:val="0"/>
+          <w:i w:val="0"/>
+          <w:sz w:val="22"/>
+        </w:rPr>
+        <w:t>А дальше там что, помнишь? Отец любил это место.</w:t>
+      </w:r>
+    </w:p>
+    <w:p>
+      <w:pPr>
+        <w:spacing w:before="0" w:after="110" w:line="300" w:lineRule="auto"/>
+      </w:pPr>
+      <w:r>
+        <w:rPr>
+          <w:rFonts w:ascii="Times New Roman" w:hAnsi="Times New Roman" w:eastAsia="Malgun Gothic"/>
+          <w:b/>
+          <w:i w:val="0"/>
+          <w:sz w:val="22"/>
+        </w:rPr>
+        <w:t xml:space="preserve">Лёша: </w:t>
+      </w:r>
+      <w:r>
+        <w:rPr>
+          <w:rFonts w:ascii="Times New Roman" w:hAnsi="Times New Roman" w:eastAsia="Malgun Gothic"/>
+          <w:b w:val="0"/>
+          <w:i w:val="0"/>
+          <w:sz w:val="22"/>
+        </w:rPr>
+        <w:t>«На свете счастья нет, но есть покой и воля».</w:t>
+      </w:r>
+    </w:p>
+    <w:p>
+      <w:pPr>
+        <w:spacing w:before="0" w:after="110" w:line="300" w:lineRule="auto"/>
+      </w:pPr>
+      <w:r>
+        <w:rPr>
+          <w:rFonts w:ascii="Times New Roman" w:hAnsi="Times New Roman" w:eastAsia="Malgun Gothic"/>
+          <w:b/>
+          <w:i w:val="0"/>
+          <w:sz w:val="22"/>
+        </w:rPr>
+        <w:t xml:space="preserve">Анна: </w:t>
+      </w:r>
+      <w:r>
+        <w:rPr>
+          <w:rFonts w:ascii="Times New Roman" w:hAnsi="Times New Roman" w:eastAsia="Malgun Gothic"/>
+          <w:b w:val="0"/>
+          <w:i w:val="0"/>
+          <w:sz w:val="22"/>
+        </w:rPr>
+        <w:t>Вот. Покой тебе пока не положен, сынок. А воля — твоя. Не отдавай её никому, даже собственной усталости.</w:t>
+      </w:r>
+    </w:p>
+    <w:p>
+      <w:pPr>
+        <w:spacing w:before="0" w:after="110" w:line="300" w:lineRule="auto"/>
+      </w:pPr>
+      <w:r>
+        <w:rPr>
+          <w:rFonts w:ascii="Times New Roman" w:hAnsi="Times New Roman" w:eastAsia="Malgun Gothic"/>
+          <w:b/>
+          <w:i w:val="0"/>
+          <w:sz w:val="22"/>
+        </w:rPr>
+        <w:t xml:space="preserve">Лёша: </w:t>
+      </w:r>
+      <w:r>
+        <w:rPr>
+          <w:rFonts w:ascii="Times New Roman" w:hAnsi="Times New Roman" w:eastAsia="Malgun Gothic"/>
+          <w:b w:val="0"/>
+          <w:i w:val="0"/>
+          <w:sz w:val="22"/>
+        </w:rPr>
+        <w:t>А если на этот раз цена будет слишком высокой?</w:t>
+      </w:r>
+    </w:p>
+    <w:p>
+      <w:pPr>
+        <w:spacing w:before="0" w:after="110" w:line="300" w:lineRule="auto"/>
+      </w:pPr>
+      <w:r>
+        <w:rPr>
+          <w:rFonts w:ascii="Times New Roman" w:hAnsi="Times New Roman" w:eastAsia="Malgun Gothic"/>
+          <w:b/>
+          <w:i w:val="0"/>
+          <w:sz w:val="22"/>
+        </w:rPr>
+        <w:t xml:space="preserve">Анна: </w:t>
+      </w:r>
+      <w:r>
+        <w:rPr>
+          <w:rFonts w:ascii="Times New Roman" w:hAnsi="Times New Roman" w:eastAsia="Malgun Gothic"/>
+          <w:b w:val="0"/>
+          <w:i/>
+          <w:color w:val="555555"/>
+          <w:sz w:val="22"/>
+        </w:rPr>
+        <w:t>(пауза, серьёзно)</w:t>
+      </w:r>
+      <w:r>
+        <w:rPr>
+          <w:rFonts w:ascii="Times New Roman" w:hAnsi="Times New Roman" w:eastAsia="Malgun Gothic"/>
+          <w:b w:val="0"/>
+          <w:i w:val="0"/>
+          <w:sz w:val="22"/>
+        </w:rPr>
+        <w:t xml:space="preserve"> Тогда я буду рядом, чтобы помочь тебе нести её. Как всегда.</w:t>
+      </w:r>
+    </w:p>
+    <w:p>
+      <w:pPr>
+        <w:spacing w:before="0" w:after="110" w:line="300" w:lineRule="auto"/>
+      </w:pPr>
+      <w:r>
+        <w:rPr>
+          <w:rFonts w:ascii="Times New Roman" w:hAnsi="Times New Roman" w:eastAsia="Malgun Gothic"/>
+          <w:b/>
+          <w:i w:val="0"/>
+          <w:sz w:val="22"/>
+        </w:rPr>
+        <w:t xml:space="preserve">Лёша: </w:t>
+      </w:r>
+      <w:r>
+        <w:rPr>
+          <w:rFonts w:ascii="Times New Roman" w:hAnsi="Times New Roman" w:eastAsia="Malgun Gothic"/>
+          <w:b w:val="0"/>
+          <w:i w:val="0"/>
+          <w:sz w:val="22"/>
+        </w:rPr>
+        <w:t>Спасибо, мам.</w:t>
+      </w:r>
+    </w:p>
+    <w:p>
+      <w:pPr>
+        <w:spacing w:before="0" w:after="110" w:line="300" w:lineRule="auto"/>
+      </w:pPr>
+      <w:r>
+        <w:rPr>
+          <w:rFonts w:ascii="Times New Roman" w:hAnsi="Times New Roman" w:eastAsia="Malgun Gothic"/>
+          <w:b/>
+          <w:i w:val="0"/>
+          <w:sz w:val="22"/>
+        </w:rPr>
+        <w:t xml:space="preserve">Анна: </w:t>
+      </w:r>
+      <w:r>
+        <w:rPr>
+          <w:rFonts w:ascii="Times New Roman" w:hAnsi="Times New Roman" w:eastAsia="Malgun Gothic"/>
+          <w:b w:val="0"/>
+          <w:i w:val="0"/>
+          <w:sz w:val="22"/>
+        </w:rPr>
+        <w:t>Просто помни — ты не обязан нести всё в одиночку. Никогда не был обязан.</w:t>
+      </w:r>
+    </w:p>
+    <w:p>
+      <w:pPr>
+        <w:spacing w:before="0" w:after="110" w:line="300" w:lineRule="auto"/>
+      </w:pPr>
+      <w:r>
+        <w:rPr>
+          <w:rFonts w:ascii="Times New Roman" w:hAnsi="Times New Roman" w:eastAsia="Malgun Gothic"/>
+          <w:b/>
+          <w:i w:val="0"/>
+          <w:sz w:val="22"/>
+        </w:rPr>
+        <w:t xml:space="preserve">Лёша: </w:t>
+      </w:r>
+      <w:r>
+        <w:rPr>
+          <w:rFonts w:ascii="Times New Roman" w:hAnsi="Times New Roman" w:eastAsia="Malgun Gothic"/>
+          <w:b w:val="0"/>
+          <w:i w:val="0"/>
+          <w:sz w:val="22"/>
+        </w:rPr>
+        <w:t>Мам, а ты сама как? Я за этот месяц ни разу к тебе не заехал.</w:t>
+      </w:r>
+    </w:p>
+    <w:p>
+      <w:pPr>
+        <w:spacing w:before="0" w:after="110" w:line="300" w:lineRule="auto"/>
+      </w:pPr>
+      <w:r>
+        <w:rPr>
+          <w:rFonts w:ascii="Times New Roman" w:hAnsi="Times New Roman" w:eastAsia="Malgun Gothic"/>
+          <w:b/>
+          <w:i w:val="0"/>
+          <w:sz w:val="22"/>
+        </w:rPr>
+        <w:t xml:space="preserve">Анна: </w:t>
+      </w:r>
+      <w:r>
+        <w:rPr>
+          <w:rFonts w:ascii="Times New Roman" w:hAnsi="Times New Roman" w:eastAsia="Malgun Gothic"/>
+          <w:b w:val="0"/>
+          <w:i w:val="0"/>
+          <w:sz w:val="22"/>
+        </w:rPr>
+        <w:t>Я привыкла. Отец тоже часто возвращался, когда все уже спали.</w:t>
+      </w:r>
+    </w:p>
+    <w:p>
+      <w:pPr>
+        <w:spacing w:before="0" w:after="110" w:line="300" w:lineRule="auto"/>
+      </w:pPr>
+      <w:r>
+        <w:rPr>
+          <w:rFonts w:ascii="Times New Roman" w:hAnsi="Times New Roman" w:eastAsia="Malgun Gothic"/>
+          <w:b/>
+          <w:i w:val="0"/>
+          <w:sz w:val="22"/>
+        </w:rPr>
+        <w:t xml:space="preserve">Лёша: </w:t>
+      </w:r>
+      <w:r>
+        <w:rPr>
+          <w:rFonts w:ascii="Times New Roman" w:hAnsi="Times New Roman" w:eastAsia="Malgun Gothic"/>
+          <w:b w:val="0"/>
+          <w:i w:val="0"/>
+          <w:sz w:val="22"/>
+        </w:rPr>
+        <w:t>И ты его ждала.</w:t>
+      </w:r>
+    </w:p>
+    <w:p>
+      <w:pPr>
+        <w:spacing w:before="0" w:after="110" w:line="300" w:lineRule="auto"/>
+      </w:pPr>
+      <w:r>
+        <w:rPr>
+          <w:rFonts w:ascii="Times New Roman" w:hAnsi="Times New Roman" w:eastAsia="Malgun Gothic"/>
+          <w:b/>
+          <w:i w:val="0"/>
+          <w:sz w:val="22"/>
+        </w:rPr>
+        <w:t xml:space="preserve">Анна: </w:t>
+      </w:r>
+      <w:r>
+        <w:rPr>
+          <w:rFonts w:ascii="Times New Roman" w:hAnsi="Times New Roman" w:eastAsia="Malgun Gothic"/>
+          <w:b w:val="0"/>
+          <w:i w:val="0"/>
+          <w:sz w:val="22"/>
+        </w:rPr>
+        <w:t>Ждала. И тебя подожду. Только ешь по-человечески, а не бутербродами над бумагами — Катя мне всё рассказывает.</w:t>
+      </w:r>
+    </w:p>
+    <w:p>
+      <w:pPr>
+        <w:spacing w:before="0" w:after="110" w:line="300" w:lineRule="auto"/>
+      </w:pPr>
+      <w:r>
+        <w:rPr>
+          <w:rFonts w:ascii="Times New Roman" w:hAnsi="Times New Roman" w:eastAsia="Malgun Gothic"/>
+          <w:b/>
+          <w:i w:val="0"/>
+          <w:sz w:val="22"/>
+        </w:rPr>
+        <w:t xml:space="preserve">Лёша: </w:t>
+      </w:r>
+      <w:r>
+        <w:rPr>
+          <w:rFonts w:ascii="Times New Roman" w:hAnsi="Times New Roman" w:eastAsia="Malgun Gothic"/>
+          <w:b w:val="0"/>
+          <w:i/>
+          <w:color w:val="555555"/>
+          <w:sz w:val="22"/>
+        </w:rPr>
+        <w:t>(слабая улыбка)</w:t>
+      </w:r>
+      <w:r>
+        <w:rPr>
+          <w:rFonts w:ascii="Times New Roman" w:hAnsi="Times New Roman" w:eastAsia="Malgun Gothic"/>
+          <w:b w:val="0"/>
+          <w:i w:val="0"/>
+          <w:sz w:val="22"/>
+        </w:rPr>
+        <w:t xml:space="preserve"> Катя, значит. Надо будет с ней поговорить.</w:t>
+      </w:r>
+    </w:p>
+    <w:p>
+      <w:pPr>
+        <w:keepNext/>
+        <w:spacing w:before="320" w:after="140"/>
+      </w:pPr>
+      <w:r>
+        <w:rPr>
+          <w:rFonts w:ascii="Times New Roman" w:hAnsi="Times New Roman" w:eastAsia="Malgun Gothic"/>
+          <w:b/>
+          <w:i w:val="0"/>
+          <w:color w:val="1F3864"/>
+          <w:sz w:val="26"/>
+        </w:rPr>
+        <w:t>장면 11 — 마무리, 다음 화로</w:t>
+      </w:r>
+    </w:p>
+    <w:p>
+      <w:pPr>
+        <w:spacing w:before="0" w:after="110" w:line="300" w:lineRule="auto"/>
+      </w:pPr>
+      <w:r>
+        <w:rPr>
+          <w:rFonts w:ascii="Times New Roman" w:hAnsi="Times New Roman" w:eastAsia="Malgun Gothic"/>
+          <w:b/>
+          <w:i w:val="0"/>
+          <w:sz w:val="22"/>
+        </w:rPr>
+        <w:t xml:space="preserve">Ирина: </w:t>
+      </w:r>
+      <w:r>
+        <w:rPr>
+          <w:rFonts w:ascii="Times New Roman" w:hAnsi="Times New Roman" w:eastAsia="Malgun Gothic"/>
+          <w:b w:val="0"/>
+          <w:i w:val="0"/>
+          <w:sz w:val="22"/>
+        </w:rPr>
+        <w:t>Алексей Николаевич, Гуркин просит срочной встречи. Ситуация на границе и с экономикой требует немедленного решения.</w:t>
+      </w:r>
+    </w:p>
+    <w:p>
+      <w:pPr>
+        <w:spacing w:before="0" w:after="110" w:line="300" w:lineRule="auto"/>
+      </w:pPr>
+      <w:r>
+        <w:rPr>
+          <w:rFonts w:ascii="Times New Roman" w:hAnsi="Times New Roman" w:eastAsia="Malgun Gothic"/>
+          <w:b/>
+          <w:i w:val="0"/>
+          <w:sz w:val="22"/>
+        </w:rPr>
+        <w:t xml:space="preserve">Лёша: </w:t>
+      </w:r>
+      <w:r>
+        <w:rPr>
+          <w:rFonts w:ascii="Times New Roman" w:hAnsi="Times New Roman" w:eastAsia="Malgun Gothic"/>
+          <w:b w:val="0"/>
+          <w:i w:val="0"/>
+          <w:sz w:val="22"/>
+        </w:rPr>
+        <w:t>Уже?</w:t>
+      </w:r>
+    </w:p>
+    <w:p>
+      <w:pPr>
+        <w:spacing w:before="0" w:after="110" w:line="300" w:lineRule="auto"/>
+      </w:pPr>
+      <w:r>
+        <w:rPr>
+          <w:rFonts w:ascii="Times New Roman" w:hAnsi="Times New Roman" w:eastAsia="Malgun Gothic"/>
+          <w:b/>
+          <w:i w:val="0"/>
+          <w:sz w:val="22"/>
+        </w:rPr>
+        <w:t xml:space="preserve">Ирина: </w:t>
+      </w:r>
+      <w:r>
+        <w:rPr>
+          <w:rFonts w:ascii="Times New Roman" w:hAnsi="Times New Roman" w:eastAsia="Malgun Gothic"/>
+          <w:b w:val="0"/>
+          <w:i w:val="0"/>
+          <w:sz w:val="22"/>
+        </w:rPr>
+        <w:t>Кризисы не ждут удобного момента, к сожалению.</w:t>
+      </w:r>
+    </w:p>
+    <w:p>
+      <w:pPr>
+        <w:spacing w:before="0" w:after="110" w:line="300" w:lineRule="auto"/>
+      </w:pPr>
+      <w:r>
+        <w:rPr>
+          <w:rFonts w:ascii="Times New Roman" w:hAnsi="Times New Roman" w:eastAsia="Malgun Gothic"/>
+          <w:b/>
+          <w:i w:val="0"/>
+          <w:sz w:val="22"/>
+        </w:rPr>
+        <w:t xml:space="preserve">Катя: </w:t>
+      </w:r>
+      <w:r>
+        <w:rPr>
+          <w:rFonts w:ascii="Times New Roman" w:hAnsi="Times New Roman" w:eastAsia="Malgun Gothic"/>
+          <w:b w:val="0"/>
+          <w:i w:val="0"/>
+          <w:sz w:val="22"/>
+        </w:rPr>
+        <w:t>Собрать экстренное совещание Совбеза?</w:t>
+      </w:r>
+    </w:p>
+    <w:p>
+      <w:pPr>
+        <w:spacing w:before="0" w:after="110" w:line="300" w:lineRule="auto"/>
+      </w:pPr>
+      <w:r>
+        <w:rPr>
+          <w:rFonts w:ascii="Times New Roman" w:hAnsi="Times New Roman" w:eastAsia="Malgun Gothic"/>
+          <w:b/>
+          <w:i w:val="0"/>
+          <w:sz w:val="22"/>
+        </w:rPr>
+        <w:t xml:space="preserve">Лёша: </w:t>
+      </w:r>
+      <w:r>
+        <w:rPr>
+          <w:rFonts w:ascii="Times New Roman" w:hAnsi="Times New Roman" w:eastAsia="Malgun Gothic"/>
+          <w:b w:val="0"/>
+          <w:i/>
+          <w:color w:val="555555"/>
+          <w:sz w:val="22"/>
+        </w:rPr>
+        <w:t>(тяжело вздыхая)</w:t>
+      </w:r>
+      <w:r>
+        <w:rPr>
+          <w:rFonts w:ascii="Times New Roman" w:hAnsi="Times New Roman" w:eastAsia="Malgun Gothic"/>
+          <w:b w:val="0"/>
+          <w:i w:val="0"/>
+          <w:sz w:val="22"/>
+        </w:rPr>
+        <w:t xml:space="preserve"> Собирайте. Похоже, передышки не будет.</w:t>
+      </w:r>
+    </w:p>
+    <w:p>
+      <w:pPr>
+        <w:spacing w:before="0" w:after="110" w:line="300" w:lineRule="auto"/>
+      </w:pPr>
+      <w:r>
+        <w:rPr>
+          <w:rFonts w:ascii="Times New Roman" w:hAnsi="Times New Roman" w:eastAsia="Malgun Gothic"/>
+          <w:b/>
+          <w:i w:val="0"/>
+          <w:sz w:val="22"/>
+        </w:rPr>
+        <w:t xml:space="preserve">Гребенщиков: </w:t>
+      </w:r>
+      <w:r>
+        <w:rPr>
+          <w:rFonts w:ascii="Times New Roman" w:hAnsi="Times New Roman" w:eastAsia="Malgun Gothic"/>
+          <w:b w:val="0"/>
+          <w:i w:val="0"/>
+          <w:sz w:val="22"/>
+        </w:rPr>
+        <w:t>Второй срок начинается так же, как закончился первый — с кризиса.</w:t>
+      </w:r>
+    </w:p>
+    <w:p>
+      <w:pPr>
+        <w:spacing w:before="0" w:after="110" w:line="300" w:lineRule="auto"/>
+      </w:pPr>
+      <w:r>
+        <w:rPr>
+          <w:rFonts w:ascii="Times New Roman" w:hAnsi="Times New Roman" w:eastAsia="Malgun Gothic"/>
+          <w:b/>
+          <w:i w:val="0"/>
+          <w:sz w:val="22"/>
+        </w:rPr>
+        <w:t xml:space="preserve">Лёша: </w:t>
+      </w:r>
+      <w:r>
+        <w:rPr>
+          <w:rFonts w:ascii="Times New Roman" w:hAnsi="Times New Roman" w:eastAsia="Malgun Gothic"/>
+          <w:b w:val="0"/>
+          <w:i w:val="0"/>
+          <w:sz w:val="22"/>
+        </w:rPr>
+        <w:t>Тогда встретим его так же, как встречали всё остальное. Вместе.</w:t>
+      </w:r>
+    </w:p>
+    <w:p>
+      <w:pPr>
+        <w:keepNext/>
+        <w:spacing w:before="320" w:after="140"/>
+      </w:pPr>
+      <w:r>
+        <w:rPr>
+          <w:rFonts w:ascii="Times New Roman" w:hAnsi="Times New Roman" w:eastAsia="Malgun Gothic"/>
+          <w:b/>
+          <w:i w:val="0"/>
+          <w:color w:val="1F3864"/>
+          <w:sz w:val="26"/>
+        </w:rPr>
+        <w:t>핵심 문학 인용</w:t>
+      </w:r>
+    </w:p>
+    <w:p>
+      <w:pPr>
         <w:spacing w:before="0" w:after="120"/>
       </w:pPr>
       <w:r>
@@ -3345,7 +4491,184 @@
           <w:i w:val="0"/>
           <w:sz w:val="22"/>
         </w:rPr>
-        <w:t xml:space="preserve"> — 한국어 해설: 두 번째 임기 첫 달부터 지친 료샤가 어머니 앞에서 첫 줄을 읊고, 안나가 뒷구절 "покой и воля"를 받아 "평온은 아직 네 몫이 아니지만 의지는 네 것이니 피로에게도 넘겨주지 마라"로 뒤집는다. 7부 전체를 관통할 "피로가 원칙을 잠식하는 유혹"의 첫 신호 (장면 9).</w:t>
+        <w:t xml:space="preserve"> — 한국어 해설: 두 번째 임기 첫 달부터 지친 료샤가 어머니 앞에서 첫 줄을 읊고, 안나가 뒷구절 "покой и воля"를 받아 "평온은 아직 네 몫이 아니지만 의지는 네 것이니 피로에게도 넘겨주지 마라"로 뒤집는다. 7부 전체를 관통할 "피로가 원칙을 잠식하는 유혹"의 첫 신호 (장면 10).</w:t>
+      </w:r>
+    </w:p>
+    <w:p>
+      <w:pPr>
+        <w:keepNext/>
+        <w:spacing w:before="320" w:after="140"/>
+      </w:pPr>
+      <w:r>
+        <w:rPr>
+          <w:rFonts w:ascii="Times New Roman" w:hAnsi="Times New Roman" w:eastAsia="Malgun Gothic"/>
+          <w:b/>
+          <w:i w:val="0"/>
+          <w:color w:val="1F3864"/>
+          <w:sz w:val="26"/>
+        </w:rPr>
+        <w:t>생활 표현</w:t>
+      </w:r>
+    </w:p>
+    <w:p>
+      <w:pPr>
+        <w:spacing w:before="0" w:after="120"/>
+      </w:pPr>
+      <w:r>
+        <w:rPr>
+          <w:rFonts w:ascii="Times New Roman" w:hAnsi="Times New Roman" w:eastAsia="Malgun Gothic"/>
+          <w:b/>
+          <w:i w:val="0"/>
+          <w:sz w:val="22"/>
+        </w:rPr>
+        <w:t>«Скидываемся по тысяче»</w:t>
+      </w:r>
+      <w:r>
+        <w:rPr>
+          <w:rFonts w:ascii="Times New Roman" w:hAnsi="Times New Roman" w:eastAsia="Malgun Gothic"/>
+          <w:b w:val="0"/>
+          <w:i w:val="0"/>
+          <w:sz w:val="22"/>
+        </w:rPr>
+        <w:t xml:space="preserve"> — 한국어 해설: скидываться(по + 금액)는 “여럿이 돈을 추렴하다, 각자 얼마씩 내다”. 직장 동료 생일 선물·송별 선물 모금 때 빠지지 않는 말. 카탸가 그레벤시코프에게 모금을 재촉하며. 장면 7.</w:t>
+      </w:r>
+    </w:p>
+    <w:p>
+      <w:pPr>
+        <w:spacing w:before="0" w:after="120"/>
+      </w:pPr>
+      <w:r>
+        <w:rPr>
+          <w:rFonts w:ascii="Times New Roman" w:hAnsi="Times New Roman" w:eastAsia="Malgun Gothic"/>
+          <w:b/>
+          <w:i w:val="0"/>
+          <w:sz w:val="22"/>
+        </w:rPr>
+        <w:t>«Снимаю вопрос»</w:t>
+      </w:r>
+      <w:r>
+        <w:rPr>
+          <w:rFonts w:ascii="Times New Roman" w:hAnsi="Times New Roman" w:eastAsia="Malgun Gothic"/>
+          <w:b w:val="0"/>
+          <w:i w:val="0"/>
+          <w:sz w:val="22"/>
+        </w:rPr>
+        <w:t xml:space="preserve"> — 한국어 해설: “질문 거둘게요, 없던 걸로 하죠”. 회의 용어(вопрос снят)를 일상에 가져와, 실례되는 질문을 물린다는 반농담. 그레벤시코프가 나이를 묻다 핀잔을 듣고. 장면 7.</w:t>
+      </w:r>
+    </w:p>
+    <w:p>
+      <w:pPr>
+        <w:spacing w:before="0" w:after="120"/>
+      </w:pPr>
+      <w:r>
+        <w:rPr>
+          <w:rFonts w:ascii="Times New Roman" w:hAnsi="Times New Roman" w:eastAsia="Malgun Gothic"/>
+          <w:b/>
+          <w:i w:val="0"/>
+          <w:sz w:val="22"/>
+        </w:rPr>
+        <w:t>«Сколько стукнуло»</w:t>
+      </w:r>
+      <w:r>
+        <w:rPr>
+          <w:rFonts w:ascii="Times New Roman" w:hAnsi="Times New Roman" w:eastAsia="Malgun Gothic"/>
+          <w:b w:val="0"/>
+          <w:i w:val="0"/>
+          <w:sz w:val="22"/>
+        </w:rPr>
+        <w:t xml:space="preserve"> — 한국어 해설: “몇 살 됐어요?”의 구어. стукнуть(나이가 ~살이 되다)는 생일 대화에서 흔하다(«Мне вчера сорок стукнуло»). 여성에게 직접 묻는 건 실례로 여겨져 농담처럼만 쓴다. 장면 7.</w:t>
+      </w:r>
+    </w:p>
+    <w:p>
+      <w:pPr>
+        <w:spacing w:before="0" w:after="120"/>
+      </w:pPr>
+      <w:r>
+        <w:rPr>
+          <w:rFonts w:ascii="Times New Roman" w:hAnsi="Times New Roman" w:eastAsia="Malgun Gothic"/>
+          <w:b/>
+          <w:i w:val="0"/>
+          <w:sz w:val="22"/>
+        </w:rPr>
+        <w:t>«Ну вы даёте»</w:t>
+      </w:r>
+      <w:r>
+        <w:rPr>
+          <w:rFonts w:ascii="Times New Roman" w:hAnsi="Times New Roman" w:eastAsia="Malgun Gothic"/>
+          <w:b w:val="0"/>
+          <w:i w:val="0"/>
+          <w:sz w:val="22"/>
+        </w:rPr>
+        <w:t xml:space="preserve"> — 한국어 해설: “아이고, 여러분도 참 / 대단들 하시네”. 놀람·감동·어이없음을 섞어 표현하는 구어. 뜻밖의 깜짝 파티를 받은 엘비라 아르카디예브나가. 친한 사이에는 «Ну ты даёшь». 장면 7.</w:t>
+      </w:r>
+    </w:p>
+    <w:p>
+      <w:pPr>
+        <w:spacing w:before="0" w:after="120"/>
+      </w:pPr>
+      <w:r>
+        <w:rPr>
+          <w:rFonts w:ascii="Times New Roman" w:hAnsi="Times New Roman" w:eastAsia="Malgun Gothic"/>
+          <w:b/>
+          <w:i w:val="0"/>
+          <w:sz w:val="22"/>
+        </w:rPr>
+        <w:t>«Что за шум, а драки нет?»</w:t>
+      </w:r>
+      <w:r>
+        <w:rPr>
+          <w:rFonts w:ascii="Times New Roman" w:hAnsi="Times New Roman" w:eastAsia="Malgun Gothic"/>
+          <w:b w:val="0"/>
+          <w:i w:val="0"/>
+          <w:sz w:val="22"/>
+        </w:rPr>
+        <w:t xml:space="preserve"> — 한국어 해설: 직역 “웬 소란인데 싸움은 없네?”, 곧 “무슨 일로 이렇게 시끌벅적해요?”. 떠들썩한 자리에 끼어들며 던지는 유쾌한 관용 농담. 료샤가 집무실에서 나오며. 장면 7.</w:t>
+      </w:r>
+    </w:p>
+    <w:p>
+      <w:pPr>
+        <w:spacing w:before="0" w:after="120"/>
+      </w:pPr>
+      <w:r>
+        <w:rPr>
+          <w:rFonts w:ascii="Times New Roman" w:hAnsi="Times New Roman" w:eastAsia="Malgun Gothic"/>
+          <w:b/>
+          <w:i w:val="0"/>
+          <w:sz w:val="22"/>
+        </w:rPr>
+        <w:t>«мне терять нечего»</w:t>
+      </w:r>
+      <w:r>
+        <w:rPr>
+          <w:rFonts w:ascii="Times New Roman" w:hAnsi="Times New Roman" w:eastAsia="Malgun Gothic"/>
+          <w:b w:val="0"/>
+          <w:i w:val="0"/>
+          <w:sz w:val="22"/>
+        </w:rPr>
+        <w:t xml:space="preserve"> — 한국어 해설: “나야 더 잃을 것도 없죠”. 이미 나쁜 상태라 무엇을 해도 상관없다는 자조적 농담. 그레벤시코프가 커피를 마시든 안 마시든 어차피 못 잔다며. 장면 7.</w:t>
+      </w:r>
+    </w:p>
+    <w:p>
+      <w:pPr>
+        <w:spacing w:before="0" w:after="120"/>
+      </w:pPr>
+      <w:r>
+        <w:rPr>
+          <w:rFonts w:ascii="Times New Roman" w:hAnsi="Times New Roman" w:eastAsia="Malgun Gothic"/>
+          <w:b/>
+          <w:i w:val="0"/>
+          <w:sz w:val="22"/>
+        </w:rPr>
+        <w:t>«куда ж я от вас денусь»</w:t>
+      </w:r>
+      <w:r>
+        <w:rPr>
+          <w:rFonts w:ascii="Times New Roman" w:hAnsi="Times New Roman" w:eastAsia="Malgun Gothic"/>
+          <w:b w:val="0"/>
+          <w:i w:val="0"/>
+          <w:sz w:val="22"/>
+        </w:rPr>
+        <w:t xml:space="preserve"> — 한국어 해설: “제가 여러분을 두고 어딜 가겠어요”. деться(어디로 가 버리다)의 관용 용법으로, 체념 섞인 애정·충성을 나타낸다. 엘비라 아르카디예브나가 “계속 함께해 달라”는 말에 답하며. 장면 7.</w:t>
       </w:r>
     </w:p>
     <w:p>
